--- a/Pulse_Design.docx
+++ b/Pulse_Design.docx
@@ -60,40 +60,8 @@
           <w:sz w:val="22"/>
           <w:szCs w:val="22"/>
         </w:rPr>
-        <w:t xml:space="preserve">April </w:t>
+        <w:t>April 2026  |  Dhanur (2310991647)</w:t>
       </w:r>
-      <w:proofErr w:type="gramStart"/>
-      <w:r>
-        <w:rPr>
-          <w:color w:val="666666"/>
-          <w:sz w:val="22"/>
-          <w:szCs w:val="22"/>
-        </w:rPr>
-        <w:t>2026  |</w:t>
-      </w:r>
-      <w:proofErr w:type="gramEnd"/>
-      <w:r>
-        <w:rPr>
-          <w:color w:val="666666"/>
-          <w:sz w:val="22"/>
-          <w:szCs w:val="22"/>
-        </w:rPr>
-        <w:t xml:space="preserve">  Dhanur (2310991647)</w:t>
-      </w:r>
-    </w:p>
-    <w:p>
-      <w:pPr>
-        <w:spacing w:before="300" w:after="60"/>
-        <w:rPr>
-          <w:rFonts w:ascii="SF Pro Display" w:hAnsi="SF Pro Display"/>
-          <w:b/>
-          <w:bCs/>
-          <w:color w:val="0A0A0A"/>
-          <w:spacing w:val="80"/>
-          <w:sz w:val="36"/>
-          <w:szCs w:val="18"/>
-        </w:rPr>
-      </w:pPr>
     </w:p>
     <w:p>
       <w:pPr>
@@ -108,6 +76,7 @@
           <w:spacing w:val="80"/>
           <w:sz w:val="36"/>
           <w:szCs w:val="18"/>
+          <w:u w:val="single"/>
         </w:rPr>
         <w:t>1 · OVERVIEW</w:t>
       </w:r>
@@ -115,6 +84,7 @@
     <w:p>
       <w:pPr>
         <w:spacing w:after="80"/>
+        <w:jc w:val="both"/>
       </w:pPr>
       <w:r>
         <w:t xml:space="preserve">Pulse is an open-source uptime and </w:t>
@@ -146,6 +116,7 @@
           <w:spacing w:val="80"/>
           <w:sz w:val="36"/>
           <w:szCs w:val="18"/>
+          <w:u w:val="single"/>
         </w:rPr>
         <w:t>2 · GOALS</w:t>
       </w:r>
@@ -233,7 +204,13 @@
         <w:spacing w:before="40" w:after="40"/>
       </w:pPr>
       <w:r>
-        <w:t>Keep storage bounded — auto-expire ping logs older than 7 days</w:t>
+        <w:t xml:space="preserve">Keep storage bounded — auto-expire ping logs older than </w:t>
+      </w:r>
+      <w:r>
+        <w:t>30</w:t>
+      </w:r>
+      <w:r>
+        <w:t xml:space="preserve"> days</w:t>
       </w:r>
     </w:p>
     <w:p>
@@ -254,6 +231,7 @@
           <w:spacing w:val="80"/>
           <w:sz w:val="36"/>
           <w:szCs w:val="18"/>
+          <w:u w:val="single"/>
         </w:rPr>
         <w:t>3 · SCOPE</w:t>
       </w:r>
@@ -425,6 +403,7 @@
           <w:spacing w:val="80"/>
           <w:sz w:val="36"/>
           <w:szCs w:val="18"/>
+          <w:u w:val="single"/>
         </w:rPr>
       </w:pPr>
     </w:p>
@@ -439,6 +418,7 @@
           <w:spacing w:val="80"/>
           <w:sz w:val="36"/>
           <w:szCs w:val="18"/>
+          <w:u w:val="single"/>
         </w:rPr>
       </w:pPr>
     </w:p>
@@ -455,7 +435,9 @@
           <w:spacing w:val="80"/>
           <w:sz w:val="36"/>
           <w:szCs w:val="18"/>
+          <w:u w:val="single"/>
         </w:rPr>
+        <w:lastRenderedPageBreak/>
         <w:t>4 · TECH STACK</w:t>
       </w:r>
     </w:p>
@@ -482,12 +464,6 @@
         <w:gridCol w:w="5000"/>
       </w:tblGrid>
       <w:tr>
-        <w:tblPrEx>
-          <w:tblCellMar>
-            <w:top w:w="0" w:type="dxa"/>
-            <w:bottom w:w="0" w:type="dxa"/>
-          </w:tblCellMar>
-        </w:tblPrEx>
         <w:tc>
           <w:tcPr>
             <w:tcW w:w="2200" w:type="dxa"/>
@@ -583,12 +559,6 @@
         </w:tc>
       </w:tr>
       <w:tr>
-        <w:tblPrEx>
-          <w:tblCellMar>
-            <w:top w:w="0" w:type="dxa"/>
-            <w:bottom w:w="0" w:type="dxa"/>
-          </w:tblCellMar>
-        </w:tblPrEx>
         <w:tc>
           <w:tcPr>
             <w:tcW w:w="2200" w:type="dxa"/>
@@ -641,7 +611,21 @@
                 <w:sz w:val="20"/>
                 <w:szCs w:val="20"/>
               </w:rPr>
-              <w:t>React 18 + Vite</w:t>
+              <w:t>React 1</w:t>
+            </w:r>
+            <w:r>
+              <w:rPr>
+                <w:sz w:val="20"/>
+                <w:szCs w:val="20"/>
+              </w:rPr>
+              <w:t>9</w:t>
+            </w:r>
+            <w:r>
+              <w:rPr>
+                <w:sz w:val="20"/>
+                <w:szCs w:val="20"/>
+              </w:rPr>
+              <w:t xml:space="preserve"> + Vite</w:t>
             </w:r>
           </w:p>
         </w:tc>
@@ -668,7 +652,21 @@
                 <w:sz w:val="20"/>
                 <w:szCs w:val="20"/>
               </w:rPr>
-              <w:t xml:space="preserve">Tailwind CSS, </w:t>
+              <w:t>Tailwind CSS</w:t>
+            </w:r>
+            <w:r>
+              <w:rPr>
+                <w:sz w:val="20"/>
+                <w:szCs w:val="20"/>
+              </w:rPr>
+              <w:t xml:space="preserve"> v4</w:t>
+            </w:r>
+            <w:r>
+              <w:rPr>
+                <w:sz w:val="20"/>
+                <w:szCs w:val="20"/>
+              </w:rPr>
+              <w:t xml:space="preserve">, </w:t>
             </w:r>
             <w:proofErr w:type="spellStart"/>
             <w:r>
@@ -700,34 +698,19 @@
                 <w:sz w:val="20"/>
                 <w:szCs w:val="20"/>
               </w:rPr>
-              <w:t>, react-router-</w:t>
-            </w:r>
-            <w:proofErr w:type="spellStart"/>
-            <w:r>
-              <w:rPr>
-                <w:sz w:val="20"/>
-                <w:szCs w:val="20"/>
-              </w:rPr>
-              <w:t>dom</w:t>
-            </w:r>
-            <w:proofErr w:type="spellEnd"/>
-            <w:r>
-              <w:rPr>
-                <w:sz w:val="20"/>
-                <w:szCs w:val="20"/>
-              </w:rPr>
-              <w:t xml:space="preserve"> v6</w:t>
+              <w:t>, react-router v</w:t>
+            </w:r>
+            <w:r>
+              <w:rPr>
+                <w:sz w:val="20"/>
+                <w:szCs w:val="20"/>
+              </w:rPr>
+              <w:t>7</w:t>
             </w:r>
           </w:p>
         </w:tc>
       </w:tr>
       <w:tr>
-        <w:tblPrEx>
-          <w:tblCellMar>
-            <w:top w:w="0" w:type="dxa"/>
-            <w:bottom w:w="0" w:type="dxa"/>
-          </w:tblCellMar>
-        </w:tblPrEx>
         <w:tc>
           <w:tcPr>
             <w:tcW w:w="2200" w:type="dxa"/>
@@ -812,12 +795,6 @@
         </w:tc>
       </w:tr>
       <w:tr>
-        <w:tblPrEx>
-          <w:tblCellMar>
-            <w:top w:w="0" w:type="dxa"/>
-            <w:bottom w:w="0" w:type="dxa"/>
-          </w:tblCellMar>
-        </w:tblPrEx>
         <w:tc>
           <w:tcPr>
             <w:tcW w:w="2200" w:type="dxa"/>
@@ -895,12 +872,6 @@
         </w:tc>
       </w:tr>
       <w:tr>
-        <w:tblPrEx>
-          <w:tblCellMar>
-            <w:top w:w="0" w:type="dxa"/>
-            <w:bottom w:w="0" w:type="dxa"/>
-          </w:tblCellMar>
-        </w:tblPrEx>
         <w:tc>
           <w:tcPr>
             <w:tcW w:w="2200" w:type="dxa"/>
@@ -976,12 +947,6 @@
         </w:tc>
       </w:tr>
       <w:tr>
-        <w:tblPrEx>
-          <w:tblCellMar>
-            <w:top w:w="0" w:type="dxa"/>
-            <w:bottom w:w="0" w:type="dxa"/>
-          </w:tblCellMar>
-        </w:tblPrEx>
         <w:tc>
           <w:tcPr>
             <w:tcW w:w="2200" w:type="dxa"/>
@@ -999,7 +964,119 @@
             </w:tcMar>
             <w:vAlign w:val="center"/>
           </w:tcPr>
-          <w:p>
+          <w:p/>
+        </w:tc>
+        <w:tc>
+          <w:tcPr>
+            <w:tcW w:w="2160" w:type="dxa"/>
+            <w:tcBorders>
+              <w:top w:val="single" w:sz="1" w:space="0" w:color="BBBBBB"/>
+              <w:left w:val="single" w:sz="1" w:space="0" w:color="BBBBBB"/>
+              <w:bottom w:val="single" w:sz="1" w:space="0" w:color="BBBBBB"/>
+              <w:right w:val="single" w:sz="1" w:space="0" w:color="BBBBBB"/>
+            </w:tcBorders>
+            <w:tcMar>
+              <w:top w:w="80" w:type="dxa"/>
+              <w:left w:w="140" w:type="dxa"/>
+              <w:bottom w:w="80" w:type="dxa"/>
+              <w:right w:w="140" w:type="dxa"/>
+            </w:tcMar>
+            <w:vAlign w:val="center"/>
+          </w:tcPr>
+          <w:p>
+            <w:pPr>
+              <w:rPr>
+                <w:sz w:val="20"/>
+                <w:szCs w:val="20"/>
+              </w:rPr>
+            </w:pPr>
+            <w:r>
+              <w:rPr>
+                <w:sz w:val="20"/>
+                <w:szCs w:val="20"/>
+              </w:rPr>
+              <w:t>React Hook Form + Zod</w:t>
+            </w:r>
+          </w:p>
+        </w:tc>
+        <w:tc>
+          <w:tcPr>
+            <w:tcW w:w="5000" w:type="dxa"/>
+            <w:tcBorders>
+              <w:top w:val="single" w:sz="1" w:space="0" w:color="BBBBBB"/>
+              <w:left w:val="single" w:sz="1" w:space="0" w:color="BBBBBB"/>
+              <w:bottom w:val="single" w:sz="1" w:space="0" w:color="BBBBBB"/>
+              <w:right w:val="single" w:sz="1" w:space="0" w:color="BBBBBB"/>
+            </w:tcBorders>
+            <w:tcMar>
+              <w:top w:w="80" w:type="dxa"/>
+              <w:left w:w="140" w:type="dxa"/>
+              <w:bottom w:w="80" w:type="dxa"/>
+              <w:right w:w="140" w:type="dxa"/>
+            </w:tcMar>
+            <w:vAlign w:val="center"/>
+          </w:tcPr>
+          <w:p>
+            <w:pPr>
+              <w:rPr>
+                <w:sz w:val="20"/>
+                <w:szCs w:val="20"/>
+              </w:rPr>
+            </w:pPr>
+            <w:r>
+              <w:rPr>
+                <w:sz w:val="20"/>
+                <w:szCs w:val="20"/>
+              </w:rPr>
+              <w:t>form validation</w:t>
+            </w:r>
+          </w:p>
+        </w:tc>
+      </w:tr>
+      <w:tr>
+        <w:tc>
+          <w:tcPr>
+            <w:tcW w:w="2200" w:type="dxa"/>
+            <w:tcBorders>
+              <w:top w:val="single" w:sz="1" w:space="0" w:color="BBBBBB"/>
+              <w:left w:val="single" w:sz="1" w:space="0" w:color="BBBBBB"/>
+              <w:bottom w:val="single" w:sz="1" w:space="0" w:color="BBBBBB"/>
+              <w:right w:val="single" w:sz="1" w:space="0" w:color="BBBBBB"/>
+            </w:tcBorders>
+            <w:tcMar>
+              <w:top w:w="80" w:type="dxa"/>
+              <w:left w:w="140" w:type="dxa"/>
+              <w:bottom w:w="80" w:type="dxa"/>
+              <w:right w:w="140" w:type="dxa"/>
+            </w:tcMar>
+            <w:vAlign w:val="center"/>
+          </w:tcPr>
+          <w:p/>
+        </w:tc>
+        <w:tc>
+          <w:tcPr>
+            <w:tcW w:w="2160" w:type="dxa"/>
+            <w:tcBorders>
+              <w:top w:val="single" w:sz="1" w:space="0" w:color="BBBBBB"/>
+              <w:left w:val="single" w:sz="1" w:space="0" w:color="BBBBBB"/>
+              <w:bottom w:val="single" w:sz="1" w:space="0" w:color="BBBBBB"/>
+              <w:right w:val="single" w:sz="1" w:space="0" w:color="BBBBBB"/>
+            </w:tcBorders>
+            <w:tcMar>
+              <w:top w:w="80" w:type="dxa"/>
+              <w:left w:w="140" w:type="dxa"/>
+              <w:bottom w:w="80" w:type="dxa"/>
+              <w:right w:w="140" w:type="dxa"/>
+            </w:tcMar>
+            <w:vAlign w:val="center"/>
+          </w:tcPr>
+          <w:p>
+            <w:pPr>
+              <w:rPr>
+                <w:sz w:val="20"/>
+                <w:szCs w:val="20"/>
+              </w:rPr>
+            </w:pPr>
             <w:r>
               <w:rPr>
                 <w:b/>
@@ -1007,34 +1084,7 @@
                 <w:sz w:val="20"/>
                 <w:szCs w:val="20"/>
               </w:rPr>
-              <w:t>Backend</w:t>
-            </w:r>
-          </w:p>
-        </w:tc>
-        <w:tc>
-          <w:tcPr>
-            <w:tcW w:w="2160" w:type="dxa"/>
-            <w:tcBorders>
-              <w:top w:val="single" w:sz="1" w:space="0" w:color="BBBBBB"/>
-              <w:left w:val="single" w:sz="1" w:space="0" w:color="BBBBBB"/>
-              <w:bottom w:val="single" w:sz="1" w:space="0" w:color="BBBBBB"/>
-              <w:right w:val="single" w:sz="1" w:space="0" w:color="BBBBBB"/>
-            </w:tcBorders>
-            <w:tcMar>
-              <w:top w:w="80" w:type="dxa"/>
-              <w:left w:w="140" w:type="dxa"/>
-              <w:bottom w:w="80" w:type="dxa"/>
-              <w:right w:w="140" w:type="dxa"/>
-            </w:tcMar>
-            <w:vAlign w:val="center"/>
-          </w:tcPr>
-          <w:p>
-            <w:r>
-              <w:rPr>
-                <w:sz w:val="20"/>
-                <w:szCs w:val="20"/>
-              </w:rPr>
-              <w:t>Node.js + Express</w:t>
+              <w:t>Sonner</w:t>
             </w:r>
           </w:p>
         </w:tc>
@@ -1056,23 +1106,23 @@
             <w:vAlign w:val="center"/>
           </w:tcPr>
           <w:p>
-            <w:r>
-              <w:rPr>
-                <w:sz w:val="20"/>
-                <w:szCs w:val="20"/>
-              </w:rPr>
-              <w:t>REST API</w:t>
+            <w:pPr>
+              <w:rPr>
+                <w:sz w:val="20"/>
+                <w:szCs w:val="20"/>
+              </w:rPr>
+            </w:pPr>
+            <w:r>
+              <w:rPr>
+                <w:sz w:val="20"/>
+                <w:szCs w:val="20"/>
+              </w:rPr>
+              <w:t>toast notifications</w:t>
             </w:r>
           </w:p>
         </w:tc>
       </w:tr>
       <w:tr>
-        <w:tblPrEx>
-          <w:tblCellMar>
-            <w:top w:w="0" w:type="dxa"/>
-            <w:bottom w:w="0" w:type="dxa"/>
-          </w:tblCellMar>
-        </w:tblPrEx>
         <w:tc>
           <w:tcPr>
             <w:tcW w:w="2200" w:type="dxa"/>
@@ -1090,7 +1140,17 @@
             </w:tcMar>
             <w:vAlign w:val="center"/>
           </w:tcPr>
-          <w:p/>
+          <w:p>
+            <w:r>
+              <w:rPr>
+                <w:b/>
+                <w:bCs/>
+                <w:sz w:val="20"/>
+                <w:szCs w:val="20"/>
+              </w:rPr>
+              <w:t>Backend</w:t>
+            </w:r>
+          </w:p>
         </w:tc>
         <w:tc>
           <w:tcPr>
@@ -1115,7 +1175,14 @@
                 <w:sz w:val="20"/>
                 <w:szCs w:val="20"/>
               </w:rPr>
-              <w:t>Mongoose + Zod</w:t>
+              <w:t>Node.js + Express</w:t>
+            </w:r>
+            <w:r>
+              <w:rPr>
+                <w:sz w:val="20"/>
+                <w:szCs w:val="20"/>
+              </w:rPr>
+              <w:t xml:space="preserve"> v5</w:t>
             </w:r>
           </w:p>
         </w:tc>
@@ -1142,18 +1209,12 @@
                 <w:sz w:val="20"/>
                 <w:szCs w:val="20"/>
               </w:rPr>
-              <w:t>ODM + request validation</w:t>
+              <w:t>REST API</w:t>
             </w:r>
           </w:p>
         </w:tc>
       </w:tr>
       <w:tr>
-        <w:tblPrEx>
-          <w:tblCellMar>
-            <w:top w:w="0" w:type="dxa"/>
-            <w:bottom w:w="0" w:type="dxa"/>
-          </w:tblCellMar>
-        </w:tblPrEx>
         <w:tc>
           <w:tcPr>
             <w:tcW w:w="2200" w:type="dxa"/>
@@ -1196,17 +1257,8 @@
                 <w:sz w:val="20"/>
                 <w:szCs w:val="20"/>
               </w:rPr>
-              <w:t>node-</w:t>
-            </w:r>
-            <w:proofErr w:type="spellStart"/>
-            <w:r>
-              <w:rPr>
-                <w:sz w:val="20"/>
-                <w:szCs w:val="20"/>
-              </w:rPr>
-              <w:t>cron</w:t>
-            </w:r>
-            <w:proofErr w:type="spellEnd"/>
+              <w:t>Mongoose + Zod</w:t>
+            </w:r>
           </w:p>
         </w:tc>
         <w:tc>
@@ -1232,18 +1284,12 @@
                 <w:sz w:val="20"/>
                 <w:szCs w:val="20"/>
               </w:rPr>
-              <w:t>Ping scheduler</w:t>
+              <w:t>ODM + request validation</w:t>
             </w:r>
           </w:p>
         </w:tc>
       </w:tr>
       <w:tr>
-        <w:tblPrEx>
-          <w:tblCellMar>
-            <w:top w:w="0" w:type="dxa"/>
-            <w:bottom w:w="0" w:type="dxa"/>
-          </w:tblCellMar>
-        </w:tblPrEx>
         <w:tc>
           <w:tcPr>
             <w:tcW w:w="2200" w:type="dxa"/>
@@ -1281,22 +1327,22 @@
             <w:vAlign w:val="center"/>
           </w:tcPr>
           <w:p>
+            <w:r>
+              <w:rPr>
+                <w:sz w:val="20"/>
+                <w:szCs w:val="20"/>
+              </w:rPr>
+              <w:t>node-</w:t>
+            </w:r>
             <w:proofErr w:type="spellStart"/>
             <w:r>
               <w:rPr>
                 <w:sz w:val="20"/>
                 <w:szCs w:val="20"/>
               </w:rPr>
-              <w:t>jose</w:t>
+              <w:t>cron</w:t>
             </w:r>
             <w:proofErr w:type="spellEnd"/>
-            <w:r>
-              <w:rPr>
-                <w:sz w:val="20"/>
-                <w:szCs w:val="20"/>
-              </w:rPr>
-              <w:t xml:space="preserve"> (JWT)</w:t>
-            </w:r>
           </w:p>
         </w:tc>
         <w:tc>
@@ -1322,18 +1368,96 @@
                 <w:sz w:val="20"/>
                 <w:szCs w:val="20"/>
               </w:rPr>
-              <w:t>Auth token signing / verification</w:t>
+              <w:t>Ping scheduler</w:t>
             </w:r>
           </w:p>
         </w:tc>
       </w:tr>
       <w:tr>
-        <w:tblPrEx>
-          <w:tblCellMar>
-            <w:top w:w="0" w:type="dxa"/>
-            <w:bottom w:w="0" w:type="dxa"/>
-          </w:tblCellMar>
-        </w:tblPrEx>
+        <w:tc>
+          <w:tcPr>
+            <w:tcW w:w="2200" w:type="dxa"/>
+            <w:tcBorders>
+              <w:top w:val="single" w:sz="1" w:space="0" w:color="BBBBBB"/>
+              <w:left w:val="single" w:sz="1" w:space="0" w:color="BBBBBB"/>
+              <w:bottom w:val="single" w:sz="1" w:space="0" w:color="BBBBBB"/>
+              <w:right w:val="single" w:sz="1" w:space="0" w:color="BBBBBB"/>
+            </w:tcBorders>
+            <w:tcMar>
+              <w:top w:w="80" w:type="dxa"/>
+              <w:left w:w="140" w:type="dxa"/>
+              <w:bottom w:w="80" w:type="dxa"/>
+              <w:right w:w="140" w:type="dxa"/>
+            </w:tcMar>
+            <w:vAlign w:val="center"/>
+          </w:tcPr>
+          <w:p/>
+        </w:tc>
+        <w:tc>
+          <w:tcPr>
+            <w:tcW w:w="2160" w:type="dxa"/>
+            <w:tcBorders>
+              <w:top w:val="single" w:sz="1" w:space="0" w:color="BBBBBB"/>
+              <w:left w:val="single" w:sz="1" w:space="0" w:color="BBBBBB"/>
+              <w:bottom w:val="single" w:sz="1" w:space="0" w:color="BBBBBB"/>
+              <w:right w:val="single" w:sz="1" w:space="0" w:color="BBBBBB"/>
+            </w:tcBorders>
+            <w:tcMar>
+              <w:top w:w="80" w:type="dxa"/>
+              <w:left w:w="140" w:type="dxa"/>
+              <w:bottom w:w="80" w:type="dxa"/>
+              <w:right w:w="140" w:type="dxa"/>
+            </w:tcMar>
+            <w:vAlign w:val="center"/>
+          </w:tcPr>
+          <w:p>
+            <w:proofErr w:type="spellStart"/>
+            <w:r>
+              <w:rPr>
+                <w:sz w:val="20"/>
+                <w:szCs w:val="20"/>
+              </w:rPr>
+              <w:t>jose</w:t>
+            </w:r>
+            <w:proofErr w:type="spellEnd"/>
+            <w:r>
+              <w:rPr>
+                <w:sz w:val="20"/>
+                <w:szCs w:val="20"/>
+              </w:rPr>
+              <w:t xml:space="preserve"> (JWT)</w:t>
+            </w:r>
+          </w:p>
+        </w:tc>
+        <w:tc>
+          <w:tcPr>
+            <w:tcW w:w="5000" w:type="dxa"/>
+            <w:tcBorders>
+              <w:top w:val="single" w:sz="1" w:space="0" w:color="BBBBBB"/>
+              <w:left w:val="single" w:sz="1" w:space="0" w:color="BBBBBB"/>
+              <w:bottom w:val="single" w:sz="1" w:space="0" w:color="BBBBBB"/>
+              <w:right w:val="single" w:sz="1" w:space="0" w:color="BBBBBB"/>
+            </w:tcBorders>
+            <w:tcMar>
+              <w:top w:w="80" w:type="dxa"/>
+              <w:left w:w="140" w:type="dxa"/>
+              <w:bottom w:w="80" w:type="dxa"/>
+              <w:right w:w="140" w:type="dxa"/>
+            </w:tcMar>
+            <w:vAlign w:val="center"/>
+          </w:tcPr>
+          <w:p>
+            <w:r>
+              <w:rPr>
+                <w:sz w:val="20"/>
+                <w:szCs w:val="20"/>
+              </w:rPr>
+              <w:t>Auth token signing / verification</w:t>
+            </w:r>
+          </w:p>
+        </w:tc>
+      </w:tr>
+      <w:tr>
         <w:tc>
           <w:tcPr>
             <w:tcW w:w="2200" w:type="dxa"/>
@@ -1419,12 +1543,6 @@
         </w:tc>
       </w:tr>
       <w:tr>
-        <w:tblPrEx>
-          <w:tblCellMar>
-            <w:top w:w="0" w:type="dxa"/>
-            <w:bottom w:w="0" w:type="dxa"/>
-          </w:tblCellMar>
-        </w:tblPrEx>
         <w:tc>
           <w:tcPr>
             <w:tcW w:w="2200" w:type="dxa"/>
@@ -1519,12 +1637,6 @@
         </w:tc>
       </w:tr>
       <w:tr>
-        <w:tblPrEx>
-          <w:tblCellMar>
-            <w:top w:w="0" w:type="dxa"/>
-            <w:bottom w:w="0" w:type="dxa"/>
-          </w:tblCellMar>
-        </w:tblPrEx>
         <w:tc>
           <w:tcPr>
             <w:tcW w:w="2200" w:type="dxa"/>
@@ -1602,7 +1714,17 @@
     </w:tbl>
     <w:p>
       <w:pPr>
-        <w:spacing w:before="120"/>
+        <w:spacing w:before="300" w:after="60"/>
+        <w:rPr>
+          <w:rFonts w:ascii="SF Pro Display" w:hAnsi="SF Pro Display"/>
+          <w:b/>
+          <w:bCs/>
+          <w:color w:val="0A0A0A"/>
+          <w:spacing w:val="80"/>
+          <w:sz w:val="36"/>
+          <w:szCs w:val="18"/>
+          <w:u w:val="single"/>
+        </w:rPr>
       </w:pPr>
     </w:p>
     <w:p>
@@ -1618,6 +1740,7 @@
           <w:spacing w:val="80"/>
           <w:sz w:val="36"/>
           <w:szCs w:val="18"/>
+          <w:u w:val="single"/>
         </w:rPr>
         <w:t>5 · DATA MODEL</w:t>
       </w:r>
@@ -1653,12 +1776,6 @@
         <w:gridCol w:w="4800"/>
       </w:tblGrid>
       <w:tr>
-        <w:tblPrEx>
-          <w:tblCellMar>
-            <w:top w:w="0" w:type="dxa"/>
-            <w:bottom w:w="0" w:type="dxa"/>
-          </w:tblCellMar>
-        </w:tblPrEx>
         <w:tc>
           <w:tcPr>
             <w:tcW w:w="2400" w:type="dxa"/>
@@ -1754,12 +1871,6 @@
         </w:tc>
       </w:tr>
       <w:tr>
-        <w:tblPrEx>
-          <w:tblCellMar>
-            <w:top w:w="0" w:type="dxa"/>
-            <w:bottom w:w="0" w:type="dxa"/>
-          </w:tblCellMar>
-        </w:tblPrEx>
         <w:tc>
           <w:tcPr>
             <w:tcW w:w="2400" w:type="dxa"/>
@@ -1845,12 +1956,6 @@
         </w:tc>
       </w:tr>
       <w:tr>
-        <w:tblPrEx>
-          <w:tblCellMar>
-            <w:top w:w="0" w:type="dxa"/>
-            <w:bottom w:w="0" w:type="dxa"/>
-          </w:tblCellMar>
-        </w:tblPrEx>
         <w:tc>
           <w:tcPr>
             <w:tcW w:w="2400" w:type="dxa"/>
@@ -1869,16 +1974,14 @@
             <w:vAlign w:val="center"/>
           </w:tcPr>
           <w:p>
-            <w:proofErr w:type="spellStart"/>
-            <w:r>
-              <w:rPr>
-                <w:rFonts w:ascii="Consolas" w:eastAsia="Consolas" w:hAnsi="Consolas" w:cs="Consolas"/>
-                <w:sz w:val="20"/>
-                <w:szCs w:val="20"/>
-              </w:rPr>
-              <w:t>passwordHash</w:t>
-            </w:r>
-            <w:proofErr w:type="spellEnd"/>
+            <w:r>
+              <w:rPr>
+                <w:rFonts w:ascii="Consolas" w:eastAsia="Consolas" w:hAnsi="Consolas" w:cs="Consolas"/>
+                <w:sz w:val="20"/>
+                <w:szCs w:val="20"/>
+              </w:rPr>
+              <w:t>password</w:t>
+            </w:r>
           </w:p>
         </w:tc>
         <w:tc>
@@ -1948,12 +2051,6 @@
         </w:tc>
       </w:tr>
       <w:tr>
-        <w:tblPrEx>
-          <w:tblCellMar>
-            <w:top w:w="0" w:type="dxa"/>
-            <w:bottom w:w="0" w:type="dxa"/>
-          </w:tblCellMar>
-        </w:tblPrEx>
         <w:tc>
           <w:tcPr>
             <w:tcW w:w="2400" w:type="dxa"/>
@@ -2041,11 +2138,6 @@
         </w:tc>
       </w:tr>
     </w:tbl>
-    <w:p>
-      <w:pPr>
-        <w:spacing w:before="100"/>
-      </w:pPr>
-    </w:p>
     <w:p>
       <w:pPr>
         <w:pStyle w:val="Heading2"/>
@@ -2077,12 +2169,6 @@
         <w:gridCol w:w="4800"/>
       </w:tblGrid>
       <w:tr>
-        <w:tblPrEx>
-          <w:tblCellMar>
-            <w:top w:w="0" w:type="dxa"/>
-            <w:bottom w:w="0" w:type="dxa"/>
-          </w:tblCellMar>
-        </w:tblPrEx>
         <w:tc>
           <w:tcPr>
             <w:tcW w:w="2400" w:type="dxa"/>
@@ -2178,12 +2264,6 @@
         </w:tc>
       </w:tr>
       <w:tr>
-        <w:tblPrEx>
-          <w:tblCellMar>
-            <w:top w:w="0" w:type="dxa"/>
-            <w:bottom w:w="0" w:type="dxa"/>
-          </w:tblCellMar>
-        </w:tblPrEx>
         <w:tc>
           <w:tcPr>
             <w:tcW w:w="2400" w:type="dxa"/>
@@ -2273,12 +2353,6 @@
         </w:tc>
       </w:tr>
       <w:tr>
-        <w:tblPrEx>
-          <w:tblCellMar>
-            <w:top w:w="0" w:type="dxa"/>
-            <w:bottom w:w="0" w:type="dxa"/>
-          </w:tblCellMar>
-        </w:tblPrEx>
         <w:tc>
           <w:tcPr>
             <w:tcW w:w="2400" w:type="dxa"/>
@@ -2364,12 +2438,6 @@
         </w:tc>
       </w:tr>
       <w:tr>
-        <w:tblPrEx>
-          <w:tblCellMar>
-            <w:top w:w="0" w:type="dxa"/>
-            <w:bottom w:w="0" w:type="dxa"/>
-          </w:tblCellMar>
-        </w:tblPrEx>
         <w:tc>
           <w:tcPr>
             <w:tcW w:w="2400" w:type="dxa"/>
@@ -2457,12 +2525,6 @@
         </w:tc>
       </w:tr>
       <w:tr>
-        <w:tblPrEx>
-          <w:tblCellMar>
-            <w:top w:w="0" w:type="dxa"/>
-            <w:bottom w:w="0" w:type="dxa"/>
-          </w:tblCellMar>
-        </w:tblPrEx>
         <w:tc>
           <w:tcPr>
             <w:tcW w:w="2400" w:type="dxa"/>
@@ -2548,12 +2610,6 @@
         </w:tc>
       </w:tr>
       <w:tr>
-        <w:tblPrEx>
-          <w:tblCellMar>
-            <w:top w:w="0" w:type="dxa"/>
-            <w:bottom w:w="0" w:type="dxa"/>
-          </w:tblCellMar>
-        </w:tblPrEx>
         <w:tc>
           <w:tcPr>
             <w:tcW w:w="2400" w:type="dxa"/>
@@ -2641,12 +2697,6 @@
         </w:tc>
       </w:tr>
       <w:tr>
-        <w:tblPrEx>
-          <w:tblCellMar>
-            <w:top w:w="0" w:type="dxa"/>
-            <w:bottom w:w="0" w:type="dxa"/>
-          </w:tblCellMar>
-        </w:tblPrEx>
         <w:tc>
           <w:tcPr>
             <w:tcW w:w="2400" w:type="dxa"/>
@@ -2734,22 +2784,13 @@
         </w:tc>
       </w:tr>
     </w:tbl>
-    <w:p>
-      <w:pPr>
-        <w:spacing w:before="100"/>
-      </w:pPr>
-    </w:p>
-    <w:p>
-      <w:pPr>
-        <w:pStyle w:val="Heading2"/>
-      </w:pPr>
-    </w:p>
     <w:p>
       <w:pPr>
         <w:pStyle w:val="Heading2"/>
       </w:pPr>
       <w:r>
-        <w:t>pings</w:t>
+        <w:lastRenderedPageBreak/>
+        <w:t>checks</w:t>
       </w:r>
     </w:p>
     <w:tbl>
@@ -2775,12 +2816,6 @@
         <w:gridCol w:w="4800"/>
       </w:tblGrid>
       <w:tr>
-        <w:tblPrEx>
-          <w:tblCellMar>
-            <w:top w:w="0" w:type="dxa"/>
-            <w:bottom w:w="0" w:type="dxa"/>
-          </w:tblCellMar>
-        </w:tblPrEx>
         <w:tc>
           <w:tcPr>
             <w:tcW w:w="2400" w:type="dxa"/>
@@ -2876,12 +2911,6 @@
         </w:tc>
       </w:tr>
       <w:tr>
-        <w:tblPrEx>
-          <w:tblCellMar>
-            <w:top w:w="0" w:type="dxa"/>
-            <w:bottom w:w="0" w:type="dxa"/>
-          </w:tblCellMar>
-        </w:tblPrEx>
         <w:tc>
           <w:tcPr>
             <w:tcW w:w="2400" w:type="dxa"/>
@@ -2907,7 +2936,15 @@
                 <w:sz w:val="20"/>
                 <w:szCs w:val="20"/>
               </w:rPr>
-              <w:t>monitorId</w:t>
+              <w:t>resource</w:t>
+            </w:r>
+            <w:r>
+              <w:rPr>
+                <w:rFonts w:ascii="Consolas" w:eastAsia="Consolas" w:hAnsi="Consolas" w:cs="Consolas"/>
+                <w:sz w:val="20"/>
+                <w:szCs w:val="20"/>
+              </w:rPr>
+              <w:t>Id</w:t>
             </w:r>
             <w:proofErr w:type="spellEnd"/>
           </w:p>
@@ -2971,12 +3008,6 @@
         </w:tc>
       </w:tr>
       <w:tr>
-        <w:tblPrEx>
-          <w:tblCellMar>
-            <w:top w:w="0" w:type="dxa"/>
-            <w:bottom w:w="0" w:type="dxa"/>
-          </w:tblCellMar>
-        </w:tblPrEx>
         <w:tc>
           <w:tcPr>
             <w:tcW w:w="2400" w:type="dxa"/>
@@ -3064,12 +3095,6 @@
         </w:tc>
       </w:tr>
       <w:tr>
-        <w:tblPrEx>
-          <w:tblCellMar>
-            <w:top w:w="0" w:type="dxa"/>
-            <w:bottom w:w="0" w:type="dxa"/>
-          </w:tblCellMar>
-        </w:tblPrEx>
         <w:tc>
           <w:tcPr>
             <w:tcW w:w="2400" w:type="dxa"/>
@@ -3167,12 +3192,6 @@
         </w:tc>
       </w:tr>
       <w:tr>
-        <w:tblPrEx>
-          <w:tblCellMar>
-            <w:top w:w="0" w:type="dxa"/>
-            <w:bottom w:w="0" w:type="dxa"/>
-          </w:tblCellMar>
-        </w:tblPrEx>
         <w:tc>
           <w:tcPr>
             <w:tcW w:w="2400" w:type="dxa"/>
@@ -3260,12 +3279,6 @@
         </w:tc>
       </w:tr>
       <w:tr>
-        <w:tblPrEx>
-          <w:tblCellMar>
-            <w:top w:w="0" w:type="dxa"/>
-            <w:bottom w:w="0" w:type="dxa"/>
-          </w:tblCellMar>
-        </w:tblPrEx>
         <w:tc>
           <w:tcPr>
             <w:tcW w:w="2400" w:type="dxa"/>
@@ -3345,7 +3358,128 @@
                 <w:sz w:val="20"/>
                 <w:szCs w:val="20"/>
               </w:rPr>
-              <w:t>default now; TTL 7 days</w:t>
+              <w:t xml:space="preserve">default now; TTL </w:t>
+            </w:r>
+            <w:r>
+              <w:rPr>
+                <w:color w:val="666666"/>
+                <w:sz w:val="20"/>
+                <w:szCs w:val="20"/>
+              </w:rPr>
+              <w:t>30</w:t>
+            </w:r>
+            <w:r>
+              <w:rPr>
+                <w:color w:val="666666"/>
+                <w:sz w:val="20"/>
+                <w:szCs w:val="20"/>
+              </w:rPr>
+              <w:t xml:space="preserve"> days</w:t>
+            </w:r>
+          </w:p>
+        </w:tc>
+      </w:tr>
+      <w:tr>
+        <w:tc>
+          <w:tcPr>
+            <w:tcW w:w="2400" w:type="dxa"/>
+            <w:tcBorders>
+              <w:top w:val="single" w:sz="1" w:space="0" w:color="BBBBBB"/>
+              <w:left w:val="single" w:sz="1" w:space="0" w:color="BBBBBB"/>
+              <w:bottom w:val="single" w:sz="1" w:space="0" w:color="BBBBBB"/>
+              <w:right w:val="single" w:sz="1" w:space="0" w:color="BBBBBB"/>
+            </w:tcBorders>
+            <w:tcMar>
+              <w:top w:w="80" w:type="dxa"/>
+              <w:left w:w="140" w:type="dxa"/>
+              <w:bottom w:w="80" w:type="dxa"/>
+              <w:right w:w="140" w:type="dxa"/>
+            </w:tcMar>
+            <w:vAlign w:val="center"/>
+          </w:tcPr>
+          <w:p>
+            <w:pPr>
+              <w:rPr>
+                <w:rFonts w:ascii="Consolas" w:eastAsia="Consolas" w:hAnsi="Consolas" w:cs="Consolas"/>
+                <w:sz w:val="20"/>
+                <w:szCs w:val="20"/>
+              </w:rPr>
+            </w:pPr>
+            <w:r>
+              <w:rPr>
+                <w:rFonts w:ascii="Consolas" w:eastAsia="Consolas" w:hAnsi="Consolas" w:cs="Consolas"/>
+                <w:sz w:val="20"/>
+                <w:szCs w:val="20"/>
+              </w:rPr>
+              <w:t>Error</w:t>
+            </w:r>
+          </w:p>
+        </w:tc>
+        <w:tc>
+          <w:tcPr>
+            <w:tcW w:w="2160" w:type="dxa"/>
+            <w:tcBorders>
+              <w:top w:val="single" w:sz="1" w:space="0" w:color="BBBBBB"/>
+              <w:left w:val="single" w:sz="1" w:space="0" w:color="BBBBBB"/>
+              <w:bottom w:val="single" w:sz="1" w:space="0" w:color="BBBBBB"/>
+              <w:right w:val="single" w:sz="1" w:space="0" w:color="BBBBBB"/>
+            </w:tcBorders>
+            <w:tcMar>
+              <w:top w:w="80" w:type="dxa"/>
+              <w:left w:w="140" w:type="dxa"/>
+              <w:bottom w:w="80" w:type="dxa"/>
+              <w:right w:w="140" w:type="dxa"/>
+            </w:tcMar>
+            <w:vAlign w:val="center"/>
+          </w:tcPr>
+          <w:p>
+            <w:pPr>
+              <w:rPr>
+                <w:sz w:val="20"/>
+                <w:szCs w:val="20"/>
+              </w:rPr>
+            </w:pPr>
+            <w:r>
+              <w:rPr>
+                <w:sz w:val="20"/>
+                <w:szCs w:val="20"/>
+              </w:rPr>
+              <w:t>String</w:t>
+            </w:r>
+          </w:p>
+        </w:tc>
+        <w:tc>
+          <w:tcPr>
+            <w:tcW w:w="4800" w:type="dxa"/>
+            <w:tcBorders>
+              <w:top w:val="single" w:sz="1" w:space="0" w:color="BBBBBB"/>
+              <w:left w:val="single" w:sz="1" w:space="0" w:color="BBBBBB"/>
+              <w:bottom w:val="single" w:sz="1" w:space="0" w:color="BBBBBB"/>
+              <w:right w:val="single" w:sz="1" w:space="0" w:color="BBBBBB"/>
+            </w:tcBorders>
+            <w:tcMar>
+              <w:top w:w="80" w:type="dxa"/>
+              <w:left w:w="140" w:type="dxa"/>
+              <w:bottom w:w="80" w:type="dxa"/>
+              <w:right w:w="140" w:type="dxa"/>
+            </w:tcMar>
+            <w:vAlign w:val="center"/>
+          </w:tcPr>
+          <w:p>
+            <w:pPr>
+              <w:rPr>
+                <w:color w:val="666666"/>
+                <w:sz w:val="20"/>
+                <w:szCs w:val="20"/>
+              </w:rPr>
+            </w:pPr>
+            <w:r>
+              <w:rPr>
+                <w:color w:val="666666"/>
+                <w:sz w:val="20"/>
+                <w:szCs w:val="20"/>
+              </w:rPr>
+              <w:t>error</w:t>
             </w:r>
           </w:p>
         </w:tc>
@@ -3353,7 +3487,7 @@
     </w:tbl>
     <w:p>
       <w:pPr>
-        <w:spacing w:before="100"/>
+        <w:pStyle w:val="Heading2"/>
       </w:pPr>
     </w:p>
     <w:p>
@@ -3387,12 +3521,6 @@
         <w:gridCol w:w="4800"/>
       </w:tblGrid>
       <w:tr>
-        <w:tblPrEx>
-          <w:tblCellMar>
-            <w:top w:w="0" w:type="dxa"/>
-            <w:bottom w:w="0" w:type="dxa"/>
-          </w:tblCellMar>
-        </w:tblPrEx>
         <w:tc>
           <w:tcPr>
             <w:tcW w:w="2400" w:type="dxa"/>
@@ -3488,12 +3616,6 @@
         </w:tc>
       </w:tr>
       <w:tr>
-        <w:tblPrEx>
-          <w:tblCellMar>
-            <w:top w:w="0" w:type="dxa"/>
-            <w:bottom w:w="0" w:type="dxa"/>
-          </w:tblCellMar>
-        </w:tblPrEx>
         <w:tc>
           <w:tcPr>
             <w:tcW w:w="2400" w:type="dxa"/>
@@ -3583,12 +3705,6 @@
         </w:tc>
       </w:tr>
       <w:tr>
-        <w:tblPrEx>
-          <w:tblCellMar>
-            <w:top w:w="0" w:type="dxa"/>
-            <w:bottom w:w="0" w:type="dxa"/>
-          </w:tblCellMar>
-        </w:tblPrEx>
         <w:tc>
           <w:tcPr>
             <w:tcW w:w="2400" w:type="dxa"/>
@@ -3674,12 +3790,6 @@
         </w:tc>
       </w:tr>
       <w:tr>
-        <w:tblPrEx>
-          <w:tblCellMar>
-            <w:top w:w="0" w:type="dxa"/>
-            <w:bottom w:w="0" w:type="dxa"/>
-          </w:tblCellMar>
-        </w:tblPrEx>
         <w:tc>
           <w:tcPr>
             <w:tcW w:w="2400" w:type="dxa"/>
@@ -3698,14 +3808,16 @@
             <w:vAlign w:val="center"/>
           </w:tcPr>
           <w:p>
-            <w:r>
-              <w:rPr>
-                <w:rFonts w:ascii="Consolas" w:eastAsia="Consolas" w:hAnsi="Consolas" w:cs="Consolas"/>
-                <w:sz w:val="20"/>
-                <w:szCs w:val="20"/>
-              </w:rPr>
-              <w:t>slug</w:t>
-            </w:r>
+            <w:proofErr w:type="spellStart"/>
+            <w:r>
+              <w:rPr>
+                <w:rFonts w:ascii="Consolas" w:eastAsia="Consolas" w:hAnsi="Consolas" w:cs="Consolas"/>
+                <w:sz w:val="20"/>
+                <w:szCs w:val="20"/>
+              </w:rPr>
+              <w:t>heartbeatToken</w:t>
+            </w:r>
+            <w:proofErr w:type="spellEnd"/>
           </w:p>
         </w:tc>
         <w:tc>
@@ -3765,12 +3877,6 @@
         </w:tc>
       </w:tr>
       <w:tr>
-        <w:tblPrEx>
-          <w:tblCellMar>
-            <w:top w:w="0" w:type="dxa"/>
-            <w:bottom w:w="0" w:type="dxa"/>
-          </w:tblCellMar>
-        </w:tblPrEx>
         <w:tc>
           <w:tcPr>
             <w:tcW w:w="2400" w:type="dxa"/>
@@ -3796,7 +3902,7 @@
                 <w:sz w:val="20"/>
                 <w:szCs w:val="20"/>
               </w:rPr>
-              <w:t>intervalMinutes</w:t>
+              <w:t>graceMinutes</w:t>
             </w:r>
             <w:proofErr w:type="spellEnd"/>
           </w:p>
@@ -3852,18 +3958,12 @@
                 <w:sz w:val="20"/>
                 <w:szCs w:val="20"/>
               </w:rPr>
-              <w:t>expected ping frequency</w:t>
+              <w:t>tolerance window before DOWN</w:t>
             </w:r>
           </w:p>
         </w:tc>
       </w:tr>
       <w:tr>
-        <w:tblPrEx>
-          <w:tblCellMar>
-            <w:top w:w="0" w:type="dxa"/>
-            <w:bottom w:w="0" w:type="dxa"/>
-          </w:tblCellMar>
-        </w:tblPrEx>
         <w:tc>
           <w:tcPr>
             <w:tcW w:w="2400" w:type="dxa"/>
@@ -3882,16 +3982,14 @@
             <w:vAlign w:val="center"/>
           </w:tcPr>
           <w:p>
-            <w:proofErr w:type="spellStart"/>
-            <w:r>
-              <w:rPr>
-                <w:rFonts w:ascii="Consolas" w:eastAsia="Consolas" w:hAnsi="Consolas" w:cs="Consolas"/>
-                <w:sz w:val="20"/>
-                <w:szCs w:val="20"/>
-              </w:rPr>
-              <w:t>gracePeriodMinutes</w:t>
-            </w:r>
-            <w:proofErr w:type="spellEnd"/>
+            <w:r>
+              <w:rPr>
+                <w:rFonts w:ascii="Consolas" w:eastAsia="Consolas" w:hAnsi="Consolas" w:cs="Consolas"/>
+                <w:sz w:val="20"/>
+                <w:szCs w:val="20"/>
+              </w:rPr>
+              <w:t>status</w:t>
+            </w:r>
           </w:p>
         </w:tc>
         <w:tc>
@@ -3917,7 +4015,7 @@
                 <w:sz w:val="20"/>
                 <w:szCs w:val="20"/>
               </w:rPr>
-              <w:t>Number</w:t>
+              <w:t>String</w:t>
             </w:r>
           </w:p>
         </w:tc>
@@ -3945,18 +4043,12 @@
                 <w:sz w:val="20"/>
                 <w:szCs w:val="20"/>
               </w:rPr>
-              <w:t>tolerance window before DOWN</w:t>
+              <w:t>up | down | paused</w:t>
             </w:r>
           </w:p>
         </w:tc>
       </w:tr>
       <w:tr>
-        <w:tblPrEx>
-          <w:tblCellMar>
-            <w:top w:w="0" w:type="dxa"/>
-            <w:bottom w:w="0" w:type="dxa"/>
-          </w:tblCellMar>
-        </w:tblPrEx>
         <w:tc>
           <w:tcPr>
             <w:tcW w:w="2400" w:type="dxa"/>
@@ -3975,14 +4067,16 @@
             <w:vAlign w:val="center"/>
           </w:tcPr>
           <w:p>
-            <w:r>
-              <w:rPr>
-                <w:rFonts w:ascii="Consolas" w:eastAsia="Consolas" w:hAnsi="Consolas" w:cs="Consolas"/>
-                <w:sz w:val="20"/>
-                <w:szCs w:val="20"/>
-              </w:rPr>
-              <w:t>status</w:t>
-            </w:r>
+            <w:proofErr w:type="spellStart"/>
+            <w:r>
+              <w:rPr>
+                <w:rFonts w:ascii="Consolas" w:eastAsia="Consolas" w:hAnsi="Consolas" w:cs="Consolas"/>
+                <w:sz w:val="20"/>
+                <w:szCs w:val="20"/>
+              </w:rPr>
+              <w:t>lastPingAt</w:t>
+            </w:r>
+            <w:proofErr w:type="spellEnd"/>
           </w:p>
         </w:tc>
         <w:tc>
@@ -4008,7 +4102,7 @@
                 <w:sz w:val="20"/>
                 <w:szCs w:val="20"/>
               </w:rPr>
-              <w:t>String</w:t>
+              <w:t>Date</w:t>
             </w:r>
           </w:p>
         </w:tc>
@@ -4036,18 +4130,148 @@
                 <w:sz w:val="20"/>
                 <w:szCs w:val="20"/>
               </w:rPr>
-              <w:t>up | down | paused</w:t>
+              <w:t>updated on each received ping</w:t>
+            </w:r>
+          </w:p>
+        </w:tc>
+      </w:tr>
+    </w:tbl>
+    <w:p>
+      <w:pPr>
+        <w:spacing w:before="100"/>
+      </w:pPr>
+    </w:p>
+    <w:p>
+      <w:pPr>
+        <w:pStyle w:val="Heading2"/>
+      </w:pPr>
+      <w:proofErr w:type="spellStart"/>
+      <w:r>
+        <w:t>alert</w:t>
+      </w:r>
+      <w:r>
+        <w:t>Channels</w:t>
+      </w:r>
+      <w:proofErr w:type="spellEnd"/>
+    </w:p>
+    <w:tbl>
+      <w:tblPr>
+        <w:tblW w:w="9360" w:type="dxa"/>
+        <w:tblBorders>
+          <w:top w:val="single" w:sz="4" w:space="0" w:color="auto"/>
+          <w:left w:val="single" w:sz="4" w:space="0" w:color="auto"/>
+          <w:bottom w:val="single" w:sz="4" w:space="0" w:color="auto"/>
+          <w:right w:val="single" w:sz="4" w:space="0" w:color="auto"/>
+          <w:insideH w:val="single" w:sz="4" w:space="0" w:color="auto"/>
+          <w:insideV w:val="single" w:sz="4" w:space="0" w:color="auto"/>
+        </w:tblBorders>
+        <w:tblCellMar>
+          <w:left w:w="10" w:type="dxa"/>
+          <w:right w:w="10" w:type="dxa"/>
+        </w:tblCellMar>
+        <w:tblLook w:val="04A0" w:firstRow="1" w:lastRow="0" w:firstColumn="1" w:lastColumn="0" w:noHBand="0" w:noVBand="1"/>
+      </w:tblPr>
+      <w:tblGrid>
+        <w:gridCol w:w="2400"/>
+        <w:gridCol w:w="2160"/>
+        <w:gridCol w:w="4800"/>
+      </w:tblGrid>
+      <w:tr>
+        <w:tc>
+          <w:tcPr>
+            <w:tcW w:w="2400" w:type="dxa"/>
+            <w:tcBorders>
+              <w:top w:val="single" w:sz="1" w:space="0" w:color="BBBBBB"/>
+              <w:left w:val="single" w:sz="1" w:space="0" w:color="BBBBBB"/>
+              <w:bottom w:val="single" w:sz="1" w:space="0" w:color="BBBBBB"/>
+              <w:right w:val="single" w:sz="1" w:space="0" w:color="BBBBBB"/>
+            </w:tcBorders>
+            <w:shd w:val="clear" w:color="auto" w:fill="0A0A0A"/>
+            <w:tcMar>
+              <w:top w:w="80" w:type="dxa"/>
+              <w:left w:w="140" w:type="dxa"/>
+              <w:bottom w:w="80" w:type="dxa"/>
+              <w:right w:w="140" w:type="dxa"/>
+            </w:tcMar>
+            <w:vAlign w:val="center"/>
+          </w:tcPr>
+          <w:p>
+            <w:r>
+              <w:rPr>
+                <w:b/>
+                <w:bCs/>
+                <w:color w:val="FFFFFF"/>
+                <w:sz w:val="20"/>
+                <w:szCs w:val="20"/>
+              </w:rPr>
+              <w:t>Field</w:t>
+            </w:r>
+          </w:p>
+        </w:tc>
+        <w:tc>
+          <w:tcPr>
+            <w:tcW w:w="2160" w:type="dxa"/>
+            <w:tcBorders>
+              <w:top w:val="single" w:sz="1" w:space="0" w:color="BBBBBB"/>
+              <w:left w:val="single" w:sz="1" w:space="0" w:color="BBBBBB"/>
+              <w:bottom w:val="single" w:sz="1" w:space="0" w:color="BBBBBB"/>
+              <w:right w:val="single" w:sz="1" w:space="0" w:color="BBBBBB"/>
+            </w:tcBorders>
+            <w:shd w:val="clear" w:color="auto" w:fill="0A0A0A"/>
+            <w:tcMar>
+              <w:top w:w="80" w:type="dxa"/>
+              <w:left w:w="140" w:type="dxa"/>
+              <w:bottom w:w="80" w:type="dxa"/>
+              <w:right w:w="140" w:type="dxa"/>
+            </w:tcMar>
+            <w:vAlign w:val="center"/>
+          </w:tcPr>
+          <w:p>
+            <w:r>
+              <w:rPr>
+                <w:b/>
+                <w:bCs/>
+                <w:color w:val="FFFFFF"/>
+                <w:sz w:val="20"/>
+                <w:szCs w:val="20"/>
+              </w:rPr>
+              <w:t>Type</w:t>
+            </w:r>
+          </w:p>
+        </w:tc>
+        <w:tc>
+          <w:tcPr>
+            <w:tcW w:w="4800" w:type="dxa"/>
+            <w:tcBorders>
+              <w:top w:val="single" w:sz="1" w:space="0" w:color="BBBBBB"/>
+              <w:left w:val="single" w:sz="1" w:space="0" w:color="BBBBBB"/>
+              <w:bottom w:val="single" w:sz="1" w:space="0" w:color="BBBBBB"/>
+              <w:right w:val="single" w:sz="1" w:space="0" w:color="BBBBBB"/>
+            </w:tcBorders>
+            <w:shd w:val="clear" w:color="auto" w:fill="0A0A0A"/>
+            <w:tcMar>
+              <w:top w:w="80" w:type="dxa"/>
+              <w:left w:w="140" w:type="dxa"/>
+              <w:bottom w:w="80" w:type="dxa"/>
+              <w:right w:w="140" w:type="dxa"/>
+            </w:tcMar>
+            <w:vAlign w:val="center"/>
+          </w:tcPr>
+          <w:p>
+            <w:r>
+              <w:rPr>
+                <w:b/>
+                <w:bCs/>
+                <w:color w:val="FFFFFF"/>
+                <w:sz w:val="20"/>
+                <w:szCs w:val="20"/>
+              </w:rPr>
+              <w:t>Notes</w:t>
             </w:r>
           </w:p>
         </w:tc>
       </w:tr>
       <w:tr>
-        <w:tblPrEx>
-          <w:tblCellMar>
-            <w:top w:w="0" w:type="dxa"/>
-            <w:bottom w:w="0" w:type="dxa"/>
-          </w:tblCellMar>
-        </w:tblPrEx>
         <w:tc>
           <w:tcPr>
             <w:tcW w:w="2400" w:type="dxa"/>
@@ -4073,7 +4297,7 @@
                 <w:sz w:val="20"/>
                 <w:szCs w:val="20"/>
               </w:rPr>
-              <w:t>lastPingAt</w:t>
+              <w:t>userId</w:t>
             </w:r>
             <w:proofErr w:type="spellEnd"/>
           </w:p>
@@ -4096,13 +4320,15 @@
             <w:vAlign w:val="center"/>
           </w:tcPr>
           <w:p>
-            <w:r>
-              <w:rPr>
-                <w:sz w:val="20"/>
-                <w:szCs w:val="20"/>
-              </w:rPr>
-              <w:t>Date</w:t>
-            </w:r>
+            <w:proofErr w:type="spellStart"/>
+            <w:r>
+              <w:rPr>
+                <w:sz w:val="20"/>
+                <w:szCs w:val="20"/>
+              </w:rPr>
+              <w:t>ObjectId</w:t>
+            </w:r>
+            <w:proofErr w:type="spellEnd"/>
           </w:p>
         </w:tc>
         <w:tc>
@@ -4129,7 +4355,373 @@
                 <w:sz w:val="20"/>
                 <w:szCs w:val="20"/>
               </w:rPr>
-              <w:t>updated on each received ping</w:t>
+              <w:t>ref User</w:t>
+            </w:r>
+          </w:p>
+        </w:tc>
+      </w:tr>
+      <w:tr>
+        <w:tc>
+          <w:tcPr>
+            <w:tcW w:w="2400" w:type="dxa"/>
+            <w:tcBorders>
+              <w:top w:val="single" w:sz="1" w:space="0" w:color="BBBBBB"/>
+              <w:left w:val="single" w:sz="1" w:space="0" w:color="BBBBBB"/>
+              <w:bottom w:val="single" w:sz="1" w:space="0" w:color="BBBBBB"/>
+              <w:right w:val="single" w:sz="1" w:space="0" w:color="BBBBBB"/>
+            </w:tcBorders>
+            <w:tcMar>
+              <w:top w:w="80" w:type="dxa"/>
+              <w:left w:w="140" w:type="dxa"/>
+              <w:bottom w:w="80" w:type="dxa"/>
+              <w:right w:w="140" w:type="dxa"/>
+            </w:tcMar>
+            <w:vAlign w:val="center"/>
+          </w:tcPr>
+          <w:p>
+            <w:r>
+              <w:t>name</w:t>
+            </w:r>
+          </w:p>
+        </w:tc>
+        <w:tc>
+          <w:tcPr>
+            <w:tcW w:w="2160" w:type="dxa"/>
+            <w:tcBorders>
+              <w:top w:val="single" w:sz="1" w:space="0" w:color="BBBBBB"/>
+              <w:left w:val="single" w:sz="1" w:space="0" w:color="BBBBBB"/>
+              <w:bottom w:val="single" w:sz="1" w:space="0" w:color="BBBBBB"/>
+              <w:right w:val="single" w:sz="1" w:space="0" w:color="BBBBBB"/>
+            </w:tcBorders>
+            <w:tcMar>
+              <w:top w:w="80" w:type="dxa"/>
+              <w:left w:w="140" w:type="dxa"/>
+              <w:bottom w:w="80" w:type="dxa"/>
+              <w:right w:w="140" w:type="dxa"/>
+            </w:tcMar>
+            <w:vAlign w:val="center"/>
+          </w:tcPr>
+          <w:p>
+            <w:r>
+              <w:rPr>
+                <w:sz w:val="20"/>
+                <w:szCs w:val="20"/>
+              </w:rPr>
+              <w:t>String</w:t>
+            </w:r>
+          </w:p>
+        </w:tc>
+        <w:tc>
+          <w:tcPr>
+            <w:tcW w:w="4800" w:type="dxa"/>
+            <w:tcBorders>
+              <w:top w:val="single" w:sz="1" w:space="0" w:color="BBBBBB"/>
+              <w:left w:val="single" w:sz="1" w:space="0" w:color="BBBBBB"/>
+              <w:bottom w:val="single" w:sz="1" w:space="0" w:color="BBBBBB"/>
+              <w:right w:val="single" w:sz="1" w:space="0" w:color="BBBBBB"/>
+            </w:tcBorders>
+            <w:tcMar>
+              <w:top w:w="80" w:type="dxa"/>
+              <w:left w:w="140" w:type="dxa"/>
+              <w:bottom w:w="80" w:type="dxa"/>
+              <w:right w:w="140" w:type="dxa"/>
+            </w:tcMar>
+            <w:vAlign w:val="center"/>
+          </w:tcPr>
+          <w:p>
+            <w:r>
+              <w:rPr>
+                <w:color w:val="666666"/>
+                <w:sz w:val="20"/>
+                <w:szCs w:val="20"/>
+              </w:rPr>
+              <w:t>name</w:t>
+            </w:r>
+          </w:p>
+        </w:tc>
+      </w:tr>
+      <w:tr>
+        <w:tc>
+          <w:tcPr>
+            <w:tcW w:w="2400" w:type="dxa"/>
+            <w:tcBorders>
+              <w:top w:val="single" w:sz="1" w:space="0" w:color="BBBBBB"/>
+              <w:left w:val="single" w:sz="1" w:space="0" w:color="BBBBBB"/>
+              <w:bottom w:val="single" w:sz="1" w:space="0" w:color="BBBBBB"/>
+              <w:right w:val="single" w:sz="1" w:space="0" w:color="BBBBBB"/>
+            </w:tcBorders>
+            <w:tcMar>
+              <w:top w:w="80" w:type="dxa"/>
+              <w:left w:w="140" w:type="dxa"/>
+              <w:bottom w:w="80" w:type="dxa"/>
+              <w:right w:w="140" w:type="dxa"/>
+            </w:tcMar>
+            <w:vAlign w:val="center"/>
+          </w:tcPr>
+          <w:p>
+            <w:r>
+              <w:rPr>
+                <w:rFonts w:ascii="Consolas" w:eastAsia="Consolas" w:hAnsi="Consolas" w:cs="Consolas"/>
+                <w:sz w:val="20"/>
+                <w:szCs w:val="20"/>
+              </w:rPr>
+              <w:t>enabled</w:t>
+            </w:r>
+          </w:p>
+        </w:tc>
+        <w:tc>
+          <w:tcPr>
+            <w:tcW w:w="2160" w:type="dxa"/>
+            <w:tcBorders>
+              <w:top w:val="single" w:sz="1" w:space="0" w:color="BBBBBB"/>
+              <w:left w:val="single" w:sz="1" w:space="0" w:color="BBBBBB"/>
+              <w:bottom w:val="single" w:sz="1" w:space="0" w:color="BBBBBB"/>
+              <w:right w:val="single" w:sz="1" w:space="0" w:color="BBBBBB"/>
+            </w:tcBorders>
+            <w:tcMar>
+              <w:top w:w="80" w:type="dxa"/>
+              <w:left w:w="140" w:type="dxa"/>
+              <w:bottom w:w="80" w:type="dxa"/>
+              <w:right w:w="140" w:type="dxa"/>
+            </w:tcMar>
+            <w:vAlign w:val="center"/>
+          </w:tcPr>
+          <w:p>
+            <w:r>
+              <w:rPr>
+                <w:sz w:val="20"/>
+                <w:szCs w:val="20"/>
+              </w:rPr>
+              <w:t>Boolean</w:t>
+            </w:r>
+          </w:p>
+        </w:tc>
+        <w:tc>
+          <w:tcPr>
+            <w:tcW w:w="4800" w:type="dxa"/>
+            <w:tcBorders>
+              <w:top w:val="single" w:sz="1" w:space="0" w:color="BBBBBB"/>
+              <w:left w:val="single" w:sz="1" w:space="0" w:color="BBBBBB"/>
+              <w:bottom w:val="single" w:sz="1" w:space="0" w:color="BBBBBB"/>
+              <w:right w:val="single" w:sz="1" w:space="0" w:color="BBBBBB"/>
+            </w:tcBorders>
+            <w:tcMar>
+              <w:top w:w="80" w:type="dxa"/>
+              <w:left w:w="140" w:type="dxa"/>
+              <w:bottom w:w="80" w:type="dxa"/>
+              <w:right w:w="140" w:type="dxa"/>
+            </w:tcMar>
+            <w:vAlign w:val="center"/>
+          </w:tcPr>
+          <w:p>
+            <w:r>
+              <w:rPr>
+                <w:color w:val="666666"/>
+                <w:sz w:val="20"/>
+                <w:szCs w:val="20"/>
+              </w:rPr>
+              <w:t>Enabled/disabled</w:t>
+            </w:r>
+          </w:p>
+        </w:tc>
+      </w:tr>
+      <w:tr>
+        <w:tc>
+          <w:tcPr>
+            <w:tcW w:w="2400" w:type="dxa"/>
+            <w:tcBorders>
+              <w:top w:val="single" w:sz="1" w:space="0" w:color="BBBBBB"/>
+              <w:left w:val="single" w:sz="1" w:space="0" w:color="BBBBBB"/>
+              <w:bottom w:val="single" w:sz="1" w:space="0" w:color="BBBBBB"/>
+              <w:right w:val="single" w:sz="1" w:space="0" w:color="BBBBBB"/>
+            </w:tcBorders>
+            <w:tcMar>
+              <w:top w:w="80" w:type="dxa"/>
+              <w:left w:w="140" w:type="dxa"/>
+              <w:bottom w:w="80" w:type="dxa"/>
+              <w:right w:w="140" w:type="dxa"/>
+            </w:tcMar>
+            <w:vAlign w:val="center"/>
+          </w:tcPr>
+          <w:p>
+            <w:r>
+              <w:t>type</w:t>
+            </w:r>
+          </w:p>
+        </w:tc>
+        <w:tc>
+          <w:tcPr>
+            <w:tcW w:w="2160" w:type="dxa"/>
+            <w:tcBorders>
+              <w:top w:val="single" w:sz="1" w:space="0" w:color="BBBBBB"/>
+              <w:left w:val="single" w:sz="1" w:space="0" w:color="BBBBBB"/>
+              <w:bottom w:val="single" w:sz="1" w:space="0" w:color="BBBBBB"/>
+              <w:right w:val="single" w:sz="1" w:space="0" w:color="BBBBBB"/>
+            </w:tcBorders>
+            <w:tcMar>
+              <w:top w:w="80" w:type="dxa"/>
+              <w:left w:w="140" w:type="dxa"/>
+              <w:bottom w:w="80" w:type="dxa"/>
+              <w:right w:w="140" w:type="dxa"/>
+            </w:tcMar>
+            <w:vAlign w:val="center"/>
+          </w:tcPr>
+          <w:p>
+            <w:r>
+              <w:rPr>
+                <w:sz w:val="20"/>
+                <w:szCs w:val="20"/>
+              </w:rPr>
+              <w:t>String</w:t>
+            </w:r>
+          </w:p>
+        </w:tc>
+        <w:tc>
+          <w:tcPr>
+            <w:tcW w:w="4800" w:type="dxa"/>
+            <w:tcBorders>
+              <w:top w:val="single" w:sz="1" w:space="0" w:color="BBBBBB"/>
+              <w:left w:val="single" w:sz="1" w:space="0" w:color="BBBBBB"/>
+              <w:bottom w:val="single" w:sz="1" w:space="0" w:color="BBBBBB"/>
+              <w:right w:val="single" w:sz="1" w:space="0" w:color="BBBBBB"/>
+            </w:tcBorders>
+            <w:tcMar>
+              <w:top w:w="80" w:type="dxa"/>
+              <w:left w:w="140" w:type="dxa"/>
+              <w:bottom w:w="80" w:type="dxa"/>
+              <w:right w:w="140" w:type="dxa"/>
+            </w:tcMar>
+            <w:vAlign w:val="center"/>
+          </w:tcPr>
+          <w:p>
+            <w:r>
+              <w:rPr>
+                <w:color w:val="666666"/>
+                <w:sz w:val="20"/>
+                <w:szCs w:val="20"/>
+              </w:rPr>
+              <w:t>webhook | telegram</w:t>
+            </w:r>
+          </w:p>
+        </w:tc>
+      </w:tr>
+      <w:tr>
+        <w:tc>
+          <w:tcPr>
+            <w:tcW w:w="2400" w:type="dxa"/>
+            <w:tcBorders>
+              <w:top w:val="single" w:sz="1" w:space="0" w:color="BBBBBB"/>
+              <w:left w:val="single" w:sz="1" w:space="0" w:color="BBBBBB"/>
+              <w:bottom w:val="single" w:sz="1" w:space="0" w:color="BBBBBB"/>
+              <w:right w:val="single" w:sz="1" w:space="0" w:color="BBBBBB"/>
+            </w:tcBorders>
+            <w:tcMar>
+              <w:top w:w="80" w:type="dxa"/>
+              <w:left w:w="140" w:type="dxa"/>
+              <w:bottom w:w="80" w:type="dxa"/>
+              <w:right w:w="140" w:type="dxa"/>
+            </w:tcMar>
+            <w:vAlign w:val="center"/>
+          </w:tcPr>
+          <w:p>
+            <w:r>
+              <w:rPr>
+                <w:rFonts w:ascii="Consolas" w:eastAsia="Consolas" w:hAnsi="Consolas" w:cs="Consolas"/>
+                <w:sz w:val="20"/>
+                <w:szCs w:val="20"/>
+              </w:rPr>
+              <w:t>config</w:t>
+            </w:r>
+          </w:p>
+        </w:tc>
+        <w:tc>
+          <w:tcPr>
+            <w:tcW w:w="2160" w:type="dxa"/>
+            <w:tcBorders>
+              <w:top w:val="single" w:sz="1" w:space="0" w:color="BBBBBB"/>
+              <w:left w:val="single" w:sz="1" w:space="0" w:color="BBBBBB"/>
+              <w:bottom w:val="single" w:sz="1" w:space="0" w:color="BBBBBB"/>
+              <w:right w:val="single" w:sz="1" w:space="0" w:color="BBBBBB"/>
+            </w:tcBorders>
+            <w:tcMar>
+              <w:top w:w="80" w:type="dxa"/>
+              <w:left w:w="140" w:type="dxa"/>
+              <w:bottom w:w="80" w:type="dxa"/>
+              <w:right w:w="140" w:type="dxa"/>
+            </w:tcMar>
+            <w:vAlign w:val="center"/>
+          </w:tcPr>
+          <w:p>
+            <w:r>
+              <w:rPr>
+                <w:sz w:val="20"/>
+                <w:szCs w:val="20"/>
+              </w:rPr>
+              <w:t>Object</w:t>
+            </w:r>
+          </w:p>
+        </w:tc>
+        <w:tc>
+          <w:tcPr>
+            <w:tcW w:w="4800" w:type="dxa"/>
+            <w:tcBorders>
+              <w:top w:val="single" w:sz="1" w:space="0" w:color="BBBBBB"/>
+              <w:left w:val="single" w:sz="1" w:space="0" w:color="BBBBBB"/>
+              <w:bottom w:val="single" w:sz="1" w:space="0" w:color="BBBBBB"/>
+              <w:right w:val="single" w:sz="1" w:space="0" w:color="BBBBBB"/>
+            </w:tcBorders>
+            <w:tcMar>
+              <w:top w:w="80" w:type="dxa"/>
+              <w:left w:w="140" w:type="dxa"/>
+              <w:bottom w:w="80" w:type="dxa"/>
+              <w:right w:w="140" w:type="dxa"/>
+            </w:tcMar>
+            <w:vAlign w:val="center"/>
+          </w:tcPr>
+          <w:p>
+            <w:r>
+              <w:rPr>
+                <w:color w:val="666666"/>
+                <w:sz w:val="20"/>
+                <w:szCs w:val="20"/>
+              </w:rPr>
+              <w:t xml:space="preserve">{ </w:t>
+            </w:r>
+            <w:proofErr w:type="spellStart"/>
+            <w:r>
+              <w:rPr>
+                <w:color w:val="666666"/>
+                <w:sz w:val="20"/>
+                <w:szCs w:val="20"/>
+              </w:rPr>
+              <w:t>url</w:t>
+            </w:r>
+            <w:proofErr w:type="spellEnd"/>
+            <w:r>
+              <w:rPr>
+                <w:color w:val="666666"/>
+                <w:sz w:val="20"/>
+                <w:szCs w:val="20"/>
+              </w:rPr>
+              <w:t xml:space="preserve"> } or { </w:t>
+            </w:r>
+            <w:proofErr w:type="spellStart"/>
+            <w:r>
+              <w:rPr>
+                <w:color w:val="666666"/>
+                <w:sz w:val="20"/>
+                <w:szCs w:val="20"/>
+              </w:rPr>
+              <w:t>chatId</w:t>
+            </w:r>
+            <w:proofErr w:type="spellEnd"/>
+            <w:r>
+              <w:rPr>
+                <w:color w:val="666666"/>
+                <w:sz w:val="20"/>
+                <w:szCs w:val="20"/>
+              </w:rPr>
+              <w:t>, token }</w:t>
             </w:r>
           </w:p>
         </w:tc>
@@ -4173,12 +4765,6 @@
         <w:gridCol w:w="4800"/>
       </w:tblGrid>
       <w:tr>
-        <w:tblPrEx>
-          <w:tblCellMar>
-            <w:top w:w="0" w:type="dxa"/>
-            <w:bottom w:w="0" w:type="dxa"/>
-          </w:tblCellMar>
-        </w:tblPrEx>
         <w:tc>
           <w:tcPr>
             <w:tcW w:w="2400" w:type="dxa"/>
@@ -4274,12 +4860,6 @@
         </w:tc>
       </w:tr>
       <w:tr>
-        <w:tblPrEx>
-          <w:tblCellMar>
-            <w:top w:w="0" w:type="dxa"/>
-            <w:bottom w:w="0" w:type="dxa"/>
-          </w:tblCellMar>
-        </w:tblPrEx>
         <w:tc>
           <w:tcPr>
             <w:tcW w:w="2400" w:type="dxa"/>
@@ -4369,12 +4949,6 @@
         </w:tc>
       </w:tr>
       <w:tr>
-        <w:tblPrEx>
-          <w:tblCellMar>
-            <w:top w:w="0" w:type="dxa"/>
-            <w:bottom w:w="0" w:type="dxa"/>
-          </w:tblCellMar>
-        </w:tblPrEx>
         <w:tc>
           <w:tcPr>
             <w:tcW w:w="2400" w:type="dxa"/>
@@ -4393,60 +4967,58 @@
             <w:vAlign w:val="center"/>
           </w:tcPr>
           <w:p>
+            <w:r>
+              <w:rPr>
+                <w:rFonts w:ascii="Consolas" w:eastAsia="Consolas" w:hAnsi="Consolas" w:cs="Consolas"/>
+                <w:sz w:val="20"/>
+                <w:szCs w:val="20"/>
+              </w:rPr>
+              <w:t>resourc</w:t>
+            </w:r>
+            <w:r>
+              <w:rPr>
+                <w:rFonts w:ascii="Consolas" w:eastAsia="Consolas" w:hAnsi="Consolas" w:cs="Consolas"/>
+                <w:sz w:val="20"/>
+                <w:szCs w:val="20"/>
+              </w:rPr>
+              <w:t>es</w:t>
+            </w:r>
+          </w:p>
+        </w:tc>
+        <w:tc>
+          <w:tcPr>
+            <w:tcW w:w="2160" w:type="dxa"/>
+            <w:tcBorders>
+              <w:top w:val="single" w:sz="1" w:space="0" w:color="BBBBBB"/>
+              <w:left w:val="single" w:sz="1" w:space="0" w:color="BBBBBB"/>
+              <w:bottom w:val="single" w:sz="1" w:space="0" w:color="BBBBBB"/>
+              <w:right w:val="single" w:sz="1" w:space="0" w:color="BBBBBB"/>
+            </w:tcBorders>
+            <w:tcMar>
+              <w:top w:w="80" w:type="dxa"/>
+              <w:left w:w="140" w:type="dxa"/>
+              <w:bottom w:w="80" w:type="dxa"/>
+              <w:right w:w="140" w:type="dxa"/>
+            </w:tcMar>
+            <w:vAlign w:val="center"/>
+          </w:tcPr>
+          <w:p>
+            <w:r>
+              <w:rPr>
+                <w:sz w:val="20"/>
+                <w:szCs w:val="20"/>
+              </w:rPr>
+              <w:t xml:space="preserve">Array of </w:t>
+            </w:r>
             <w:proofErr w:type="spellStart"/>
             <w:r>
               <w:rPr>
-                <w:rFonts w:ascii="Consolas" w:eastAsia="Consolas" w:hAnsi="Consolas" w:cs="Consolas"/>
-                <w:sz w:val="20"/>
-                <w:szCs w:val="20"/>
-              </w:rPr>
-              <w:t>resourceId</w:t>
+                <w:sz w:val="20"/>
+                <w:szCs w:val="20"/>
+              </w:rPr>
+              <w:t>ObjectId</w:t>
             </w:r>
             <w:proofErr w:type="spellEnd"/>
-            <w:r>
-              <w:rPr>
-                <w:rFonts w:ascii="Consolas" w:eastAsia="Consolas" w:hAnsi="Consolas" w:cs="Consolas"/>
-                <w:sz w:val="20"/>
-                <w:szCs w:val="20"/>
-              </w:rPr>
-              <w:t xml:space="preserve"> / type</w:t>
-            </w:r>
-          </w:p>
-        </w:tc>
-        <w:tc>
-          <w:tcPr>
-            <w:tcW w:w="2160" w:type="dxa"/>
-            <w:tcBorders>
-              <w:top w:val="single" w:sz="1" w:space="0" w:color="BBBBBB"/>
-              <w:left w:val="single" w:sz="1" w:space="0" w:color="BBBBBB"/>
-              <w:bottom w:val="single" w:sz="1" w:space="0" w:color="BBBBBB"/>
-              <w:right w:val="single" w:sz="1" w:space="0" w:color="BBBBBB"/>
-            </w:tcBorders>
-            <w:tcMar>
-              <w:top w:w="80" w:type="dxa"/>
-              <w:left w:w="140" w:type="dxa"/>
-              <w:bottom w:w="80" w:type="dxa"/>
-              <w:right w:w="140" w:type="dxa"/>
-            </w:tcMar>
-            <w:vAlign w:val="center"/>
-          </w:tcPr>
-          <w:p>
-            <w:proofErr w:type="spellStart"/>
-            <w:r>
-              <w:rPr>
-                <w:sz w:val="20"/>
-                <w:szCs w:val="20"/>
-              </w:rPr>
-              <w:t>ObjectId</w:t>
-            </w:r>
-            <w:proofErr w:type="spellEnd"/>
-            <w:r>
-              <w:rPr>
-                <w:sz w:val="20"/>
-                <w:szCs w:val="20"/>
-              </w:rPr>
-              <w:t xml:space="preserve"> / String</w:t>
-            </w:r>
           </w:p>
         </w:tc>
         <w:tc>
@@ -4479,12 +5051,6 @@
         </w:tc>
       </w:tr>
       <w:tr>
-        <w:tblPrEx>
-          <w:tblCellMar>
-            <w:top w:w="0" w:type="dxa"/>
-            <w:bottom w:w="0" w:type="dxa"/>
-          </w:tblCellMar>
-        </w:tblPrEx>
         <w:tc>
           <w:tcPr>
             <w:tcW w:w="2400" w:type="dxa"/>
@@ -4536,7 +5102,7 @@
                 <w:sz w:val="20"/>
                 <w:szCs w:val="20"/>
               </w:rPr>
-              <w:t>String</w:t>
+              <w:t>Object</w:t>
             </w:r>
           </w:p>
         </w:tc>
@@ -4616,12 +5182,6 @@
         </w:tc>
       </w:tr>
       <w:tr>
-        <w:tblPrEx>
-          <w:tblCellMar>
-            <w:top w:w="0" w:type="dxa"/>
-            <w:bottom w:w="0" w:type="dxa"/>
-          </w:tblCellMar>
-        </w:tblPrEx>
         <w:tc>
           <w:tcPr>
             <w:tcW w:w="2400" w:type="dxa"/>
@@ -4640,6 +5200,7 @@
             <w:vAlign w:val="center"/>
           </w:tcPr>
           <w:p>
+            <w:proofErr w:type="spellStart"/>
             <w:r>
               <w:rPr>
                 <w:rFonts w:ascii="Consolas" w:eastAsia="Consolas" w:hAnsi="Consolas" w:cs="Consolas"/>
@@ -4648,6 +5209,15 @@
               </w:rPr>
               <w:t>channel</w:t>
             </w:r>
+            <w:r>
+              <w:rPr>
+                <w:rFonts w:ascii="Consolas" w:eastAsia="Consolas" w:hAnsi="Consolas" w:cs="Consolas"/>
+                <w:sz w:val="20"/>
+                <w:szCs w:val="20"/>
+              </w:rPr>
+              <w:t>Ids</w:t>
+            </w:r>
+            <w:proofErr w:type="spellEnd"/>
           </w:p>
         </w:tc>
         <w:tc>
@@ -4673,8 +5243,17 @@
                 <w:sz w:val="20"/>
                 <w:szCs w:val="20"/>
               </w:rPr>
-              <w:t>String</w:t>
-            </w:r>
+              <w:t xml:space="preserve">Array of </w:t>
+            </w:r>
+            <w:proofErr w:type="spellStart"/>
+            <w:r>
+              <w:rPr>
+                <w:sz w:val="20"/>
+                <w:szCs w:val="20"/>
+              </w:rPr>
+              <w:t>ObjectId</w:t>
+            </w:r>
+            <w:proofErr w:type="spellEnd"/>
           </w:p>
         </w:tc>
         <w:tc>
@@ -4703,189 +5282,10 @@
               </w:rPr>
               <w:t>webhook | telegram</w:t>
             </w:r>
-          </w:p>
-        </w:tc>
-      </w:tr>
-      <w:tr>
-        <w:tblPrEx>
-          <w:tblCellMar>
-            <w:top w:w="0" w:type="dxa"/>
-            <w:bottom w:w="0" w:type="dxa"/>
-          </w:tblCellMar>
-        </w:tblPrEx>
-        <w:tc>
-          <w:tcPr>
-            <w:tcW w:w="2400" w:type="dxa"/>
-            <w:tcBorders>
-              <w:top w:val="single" w:sz="1" w:space="0" w:color="BBBBBB"/>
-              <w:left w:val="single" w:sz="1" w:space="0" w:color="BBBBBB"/>
-              <w:bottom w:val="single" w:sz="1" w:space="0" w:color="BBBBBB"/>
-              <w:right w:val="single" w:sz="1" w:space="0" w:color="BBBBBB"/>
-            </w:tcBorders>
-            <w:tcMar>
-              <w:top w:w="80" w:type="dxa"/>
-              <w:left w:w="140" w:type="dxa"/>
-              <w:bottom w:w="80" w:type="dxa"/>
-              <w:right w:w="140" w:type="dxa"/>
-            </w:tcMar>
-            <w:vAlign w:val="center"/>
-          </w:tcPr>
-          <w:p>
-            <w:r>
-              <w:rPr>
-                <w:rFonts w:ascii="Consolas" w:eastAsia="Consolas" w:hAnsi="Consolas" w:cs="Consolas"/>
-                <w:sz w:val="20"/>
-                <w:szCs w:val="20"/>
-              </w:rPr>
-              <w:t>config</w:t>
-            </w:r>
-          </w:p>
-        </w:tc>
-        <w:tc>
-          <w:tcPr>
-            <w:tcW w:w="2160" w:type="dxa"/>
-            <w:tcBorders>
-              <w:top w:val="single" w:sz="1" w:space="0" w:color="BBBBBB"/>
-              <w:left w:val="single" w:sz="1" w:space="0" w:color="BBBBBB"/>
-              <w:bottom w:val="single" w:sz="1" w:space="0" w:color="BBBBBB"/>
-              <w:right w:val="single" w:sz="1" w:space="0" w:color="BBBBBB"/>
-            </w:tcBorders>
-            <w:tcMar>
-              <w:top w:w="80" w:type="dxa"/>
-              <w:left w:w="140" w:type="dxa"/>
-              <w:bottom w:w="80" w:type="dxa"/>
-              <w:right w:w="140" w:type="dxa"/>
-            </w:tcMar>
-            <w:vAlign w:val="center"/>
-          </w:tcPr>
-          <w:p>
-            <w:r>
-              <w:rPr>
-                <w:sz w:val="20"/>
-                <w:szCs w:val="20"/>
-              </w:rPr>
-              <w:t>Object</w:t>
-            </w:r>
-          </w:p>
-        </w:tc>
-        <w:tc>
-          <w:tcPr>
-            <w:tcW w:w="4800" w:type="dxa"/>
-            <w:tcBorders>
-              <w:top w:val="single" w:sz="1" w:space="0" w:color="BBBBBB"/>
-              <w:left w:val="single" w:sz="1" w:space="0" w:color="BBBBBB"/>
-              <w:bottom w:val="single" w:sz="1" w:space="0" w:color="BBBBBB"/>
-              <w:right w:val="single" w:sz="1" w:space="0" w:color="BBBBBB"/>
-            </w:tcBorders>
-            <w:tcMar>
-              <w:top w:w="80" w:type="dxa"/>
-              <w:left w:w="140" w:type="dxa"/>
-              <w:bottom w:w="80" w:type="dxa"/>
-              <w:right w:w="140" w:type="dxa"/>
-            </w:tcMar>
-            <w:vAlign w:val="center"/>
-          </w:tcPr>
-          <w:p>
-            <w:proofErr w:type="gramStart"/>
-            <w:r>
-              <w:rPr>
-                <w:color w:val="666666"/>
-                <w:sz w:val="20"/>
-                <w:szCs w:val="20"/>
-              </w:rPr>
-              <w:t xml:space="preserve">{ </w:t>
-            </w:r>
-            <w:proofErr w:type="spellStart"/>
-            <w:r>
-              <w:rPr>
-                <w:color w:val="666666"/>
-                <w:sz w:val="20"/>
-                <w:szCs w:val="20"/>
-              </w:rPr>
-              <w:t>url</w:t>
-            </w:r>
-            <w:proofErr w:type="spellEnd"/>
-            <w:proofErr w:type="gramEnd"/>
-            <w:r>
-              <w:rPr>
-                <w:color w:val="666666"/>
-                <w:sz w:val="20"/>
-                <w:szCs w:val="20"/>
-              </w:rPr>
-              <w:t xml:space="preserve"> } or </w:t>
-            </w:r>
-            <w:proofErr w:type="gramStart"/>
-            <w:r>
-              <w:rPr>
-                <w:color w:val="666666"/>
-                <w:sz w:val="20"/>
-                <w:szCs w:val="20"/>
-              </w:rPr>
-              <w:t xml:space="preserve">{ </w:t>
-            </w:r>
-            <w:proofErr w:type="spellStart"/>
-            <w:r>
-              <w:rPr>
-                <w:color w:val="666666"/>
-                <w:sz w:val="20"/>
-                <w:szCs w:val="20"/>
-              </w:rPr>
-              <w:t>chatId</w:t>
-            </w:r>
-            <w:proofErr w:type="spellEnd"/>
-            <w:proofErr w:type="gramEnd"/>
-            <w:r>
-              <w:rPr>
-                <w:color w:val="666666"/>
-                <w:sz w:val="20"/>
-                <w:szCs w:val="20"/>
-              </w:rPr>
-              <w:t xml:space="preserve">, </w:t>
-            </w:r>
-            <w:proofErr w:type="gramStart"/>
-            <w:r>
-              <w:rPr>
-                <w:color w:val="666666"/>
-                <w:sz w:val="20"/>
-                <w:szCs w:val="20"/>
-              </w:rPr>
-              <w:t>token }</w:t>
-            </w:r>
-            <w:proofErr w:type="gramEnd"/>
           </w:p>
         </w:tc>
       </w:tr>
     </w:tbl>
-    <w:p>
-      <w:pPr>
-        <w:spacing w:before="100"/>
-      </w:pPr>
-    </w:p>
-    <w:p>
-      <w:pPr>
-        <w:pStyle w:val="Heading2"/>
-      </w:pPr>
-    </w:p>
-    <w:p>
-      <w:pPr>
-        <w:pStyle w:val="Heading2"/>
-      </w:pPr>
-    </w:p>
-    <w:p>
-      <w:pPr>
-        <w:pStyle w:val="Heading2"/>
-      </w:pPr>
-    </w:p>
-    <w:p>
-      <w:pPr>
-        <w:pStyle w:val="Heading2"/>
-      </w:pPr>
-    </w:p>
-    <w:p>
-      <w:pPr>
-        <w:pStyle w:val="Heading2"/>
-      </w:pPr>
-    </w:p>
     <w:p>
       <w:pPr>
         <w:pStyle w:val="Heading2"/>
@@ -4897,6 +5297,7 @@
       </w:pPr>
       <w:proofErr w:type="spellStart"/>
       <w:r>
+        <w:lastRenderedPageBreak/>
         <w:t>statusPages</w:t>
       </w:r>
       <w:proofErr w:type="spellEnd"/>
@@ -4924,12 +5325,6 @@
         <w:gridCol w:w="4800"/>
       </w:tblGrid>
       <w:tr>
-        <w:tblPrEx>
-          <w:tblCellMar>
-            <w:top w:w="0" w:type="dxa"/>
-            <w:bottom w:w="0" w:type="dxa"/>
-          </w:tblCellMar>
-        </w:tblPrEx>
         <w:tc>
           <w:tcPr>
             <w:tcW w:w="2400" w:type="dxa"/>
@@ -5025,12 +5420,6 @@
         </w:tc>
       </w:tr>
       <w:tr>
-        <w:tblPrEx>
-          <w:tblCellMar>
-            <w:top w:w="0" w:type="dxa"/>
-            <w:bottom w:w="0" w:type="dxa"/>
-          </w:tblCellMar>
-        </w:tblPrEx>
         <w:tc>
           <w:tcPr>
             <w:tcW w:w="2400" w:type="dxa"/>
@@ -5120,12 +5509,6 @@
         </w:tc>
       </w:tr>
       <w:tr>
-        <w:tblPrEx>
-          <w:tblCellMar>
-            <w:top w:w="0" w:type="dxa"/>
-            <w:bottom w:w="0" w:type="dxa"/>
-          </w:tblCellMar>
-        </w:tblPrEx>
         <w:tc>
           <w:tcPr>
             <w:tcW w:w="2400" w:type="dxa"/>
@@ -5211,12 +5594,6 @@
         </w:tc>
       </w:tr>
       <w:tr>
-        <w:tblPrEx>
-          <w:tblCellMar>
-            <w:top w:w="0" w:type="dxa"/>
-            <w:bottom w:w="0" w:type="dxa"/>
-          </w:tblCellMar>
-        </w:tblPrEx>
         <w:tc>
           <w:tcPr>
             <w:tcW w:w="2400" w:type="dxa"/>
@@ -5302,12 +5679,6 @@
         </w:tc>
       </w:tr>
       <w:tr>
-        <w:tblPrEx>
-          <w:tblCellMar>
-            <w:top w:w="0" w:type="dxa"/>
-            <w:bottom w:w="0" w:type="dxa"/>
-          </w:tblCellMar>
-        </w:tblPrEx>
         <w:tc>
           <w:tcPr>
             <w:tcW w:w="2400" w:type="dxa"/>
@@ -5409,12 +5780,6 @@
         </w:tc>
       </w:tr>
       <w:tr>
-        <w:tblPrEx>
-          <w:tblCellMar>
-            <w:top w:w="0" w:type="dxa"/>
-            <w:bottom w:w="0" w:type="dxa"/>
-          </w:tblCellMar>
-        </w:tblPrEx>
         <w:tc>
           <w:tcPr>
             <w:tcW w:w="2400" w:type="dxa"/>
@@ -5502,11 +5867,6 @@
         </w:tc>
       </w:tr>
     </w:tbl>
-    <w:p>
-      <w:pPr>
-        <w:spacing w:before="120"/>
-      </w:pPr>
-    </w:p>
     <w:p>
       <w:pPr>
         <w:spacing w:before="120"/>
@@ -5525,6 +5885,7 @@
           <w:spacing w:val="80"/>
           <w:sz w:val="36"/>
           <w:szCs w:val="18"/>
+          <w:u w:val="single"/>
         </w:rPr>
         <w:t>6 · API ROUTES</w:t>
       </w:r>
@@ -5560,12 +5921,6 @@
         <w:gridCol w:w="4800"/>
       </w:tblGrid>
       <w:tr>
-        <w:tblPrEx>
-          <w:tblCellMar>
-            <w:top w:w="0" w:type="dxa"/>
-            <w:bottom w:w="0" w:type="dxa"/>
-          </w:tblCellMar>
-        </w:tblPrEx>
         <w:tc>
           <w:tcPr>
             <w:tcW w:w="1400" w:type="dxa"/>
@@ -5661,12 +6016,6 @@
         </w:tc>
       </w:tr>
       <w:tr>
-        <w:tblPrEx>
-          <w:tblCellMar>
-            <w:top w:w="0" w:type="dxa"/>
-            <w:bottom w:w="0" w:type="dxa"/>
-          </w:tblCellMar>
-        </w:tblPrEx>
         <w:tc>
           <w:tcPr>
             <w:tcW w:w="1400" w:type="dxa"/>
@@ -5772,12 +6121,6 @@
         </w:tc>
       </w:tr>
       <w:tr>
-        <w:tblPrEx>
-          <w:tblCellMar>
-            <w:top w:w="0" w:type="dxa"/>
-            <w:bottom w:w="0" w:type="dxa"/>
-          </w:tblCellMar>
-        </w:tblPrEx>
         <w:tc>
           <w:tcPr>
             <w:tcW w:w="1400" w:type="dxa"/>
@@ -5885,7 +6228,7 @@
     </w:tbl>
     <w:p>
       <w:pPr>
-        <w:spacing w:before="80"/>
+        <w:pStyle w:val="Heading2"/>
       </w:pPr>
     </w:p>
     <w:p>
@@ -5919,12 +6262,6 @@
         <w:gridCol w:w="4800"/>
       </w:tblGrid>
       <w:tr>
-        <w:tblPrEx>
-          <w:tblCellMar>
-            <w:top w:w="0" w:type="dxa"/>
-            <w:bottom w:w="0" w:type="dxa"/>
-          </w:tblCellMar>
-        </w:tblPrEx>
         <w:tc>
           <w:tcPr>
             <w:tcW w:w="1400" w:type="dxa"/>
@@ -6020,12 +6357,6 @@
         </w:tc>
       </w:tr>
       <w:tr>
-        <w:tblPrEx>
-          <w:tblCellMar>
-            <w:top w:w="0" w:type="dxa"/>
-            <w:bottom w:w="0" w:type="dxa"/>
-          </w:tblCellMar>
-        </w:tblPrEx>
         <w:tc>
           <w:tcPr>
             <w:tcW w:w="1400" w:type="dxa"/>
@@ -6131,12 +6462,6 @@
         </w:tc>
       </w:tr>
       <w:tr>
-        <w:tblPrEx>
-          <w:tblCellMar>
-            <w:top w:w="0" w:type="dxa"/>
-            <w:bottom w:w="0" w:type="dxa"/>
-          </w:tblCellMar>
-        </w:tblPrEx>
         <w:tc>
           <w:tcPr>
             <w:tcW w:w="1400" w:type="dxa"/>
@@ -6242,12 +6567,6 @@
         </w:tc>
       </w:tr>
       <w:tr>
-        <w:tblPrEx>
-          <w:tblCellMar>
-            <w:top w:w="0" w:type="dxa"/>
-            <w:bottom w:w="0" w:type="dxa"/>
-          </w:tblCellMar>
-        </w:tblPrEx>
         <w:tc>
           <w:tcPr>
             <w:tcW w:w="1400" w:type="dxa"/>
@@ -6305,7 +6624,6 @@
               <w:t>/</w:t>
             </w:r>
             <w:proofErr w:type="spellStart"/>
-            <w:proofErr w:type="gramStart"/>
             <w:r>
               <w:rPr>
                 <w:rFonts w:ascii="Consolas" w:eastAsia="Consolas" w:hAnsi="Consolas" w:cs="Consolas"/>
@@ -6315,7 +6633,6 @@
               <w:t>api</w:t>
             </w:r>
             <w:proofErr w:type="spellEnd"/>
-            <w:proofErr w:type="gramEnd"/>
             <w:r>
               <w:rPr>
                 <w:rFonts w:ascii="Consolas" w:eastAsia="Consolas" w:hAnsi="Consolas" w:cs="Consolas"/>
@@ -6355,12 +6672,6 @@
         </w:tc>
       </w:tr>
       <w:tr>
-        <w:tblPrEx>
-          <w:tblCellMar>
-            <w:top w:w="0" w:type="dxa"/>
-            <w:bottom w:w="0" w:type="dxa"/>
-          </w:tblCellMar>
-        </w:tblPrEx>
         <w:tc>
           <w:tcPr>
             <w:tcW w:w="1400" w:type="dxa"/>
@@ -6418,7 +6729,6 @@
               <w:t>/</w:t>
             </w:r>
             <w:proofErr w:type="spellStart"/>
-            <w:proofErr w:type="gramStart"/>
             <w:r>
               <w:rPr>
                 <w:rFonts w:ascii="Consolas" w:eastAsia="Consolas" w:hAnsi="Consolas" w:cs="Consolas"/>
@@ -6428,7 +6738,6 @@
               <w:t>api</w:t>
             </w:r>
             <w:proofErr w:type="spellEnd"/>
-            <w:proofErr w:type="gramEnd"/>
             <w:r>
               <w:rPr>
                 <w:rFonts w:ascii="Consolas" w:eastAsia="Consolas" w:hAnsi="Consolas" w:cs="Consolas"/>
@@ -6468,12 +6777,6 @@
         </w:tc>
       </w:tr>
       <w:tr>
-        <w:tblPrEx>
-          <w:tblCellMar>
-            <w:top w:w="0" w:type="dxa"/>
-            <w:bottom w:w="0" w:type="dxa"/>
-          </w:tblCellMar>
-        </w:tblPrEx>
         <w:tc>
           <w:tcPr>
             <w:tcW w:w="1400" w:type="dxa"/>
@@ -6531,7 +6834,6 @@
               <w:t>/</w:t>
             </w:r>
             <w:proofErr w:type="spellStart"/>
-            <w:proofErr w:type="gramStart"/>
             <w:r>
               <w:rPr>
                 <w:rFonts w:ascii="Consolas" w:eastAsia="Consolas" w:hAnsi="Consolas" w:cs="Consolas"/>
@@ -6541,7 +6843,6 @@
               <w:t>api</w:t>
             </w:r>
             <w:proofErr w:type="spellEnd"/>
-            <w:proofErr w:type="gramEnd"/>
             <w:r>
               <w:rPr>
                 <w:rFonts w:ascii="Consolas" w:eastAsia="Consolas" w:hAnsi="Consolas" w:cs="Consolas"/>
@@ -6617,12 +6918,6 @@
         <w:gridCol w:w="4800"/>
       </w:tblGrid>
       <w:tr>
-        <w:tblPrEx>
-          <w:tblCellMar>
-            <w:top w:w="0" w:type="dxa"/>
-            <w:bottom w:w="0" w:type="dxa"/>
-          </w:tblCellMar>
-        </w:tblPrEx>
         <w:tc>
           <w:tcPr>
             <w:tcW w:w="1400" w:type="dxa"/>
@@ -6718,12 +7013,6 @@
         </w:tc>
       </w:tr>
       <w:tr>
-        <w:tblPrEx>
-          <w:tblCellMar>
-            <w:top w:w="0" w:type="dxa"/>
-            <w:bottom w:w="0" w:type="dxa"/>
-          </w:tblCellMar>
-        </w:tblPrEx>
         <w:tc>
           <w:tcPr>
             <w:tcW w:w="1400" w:type="dxa"/>
@@ -6829,12 +7118,6 @@
         </w:tc>
       </w:tr>
       <w:tr>
-        <w:tblPrEx>
-          <w:tblCellMar>
-            <w:top w:w="0" w:type="dxa"/>
-            <w:bottom w:w="0" w:type="dxa"/>
-          </w:tblCellMar>
-        </w:tblPrEx>
         <w:tc>
           <w:tcPr>
             <w:tcW w:w="1400" w:type="dxa"/>
@@ -6940,12 +7223,6 @@
         </w:tc>
       </w:tr>
       <w:tr>
-        <w:tblPrEx>
-          <w:tblCellMar>
-            <w:top w:w="0" w:type="dxa"/>
-            <w:bottom w:w="0" w:type="dxa"/>
-          </w:tblCellMar>
-        </w:tblPrEx>
         <w:tc>
           <w:tcPr>
             <w:tcW w:w="1400" w:type="dxa"/>
@@ -7003,7 +7280,6 @@
               <w:t>/</w:t>
             </w:r>
             <w:proofErr w:type="spellStart"/>
-            <w:proofErr w:type="gramStart"/>
             <w:r>
               <w:rPr>
                 <w:rFonts w:ascii="Consolas" w:eastAsia="Consolas" w:hAnsi="Consolas" w:cs="Consolas"/>
@@ -7013,7 +7289,6 @@
               <w:t>api</w:t>
             </w:r>
             <w:proofErr w:type="spellEnd"/>
-            <w:proofErr w:type="gramEnd"/>
             <w:r>
               <w:rPr>
                 <w:rFonts w:ascii="Consolas" w:eastAsia="Consolas" w:hAnsi="Consolas" w:cs="Consolas"/>
@@ -7053,12 +7328,6 @@
         </w:tc>
       </w:tr>
       <w:tr>
-        <w:tblPrEx>
-          <w:tblCellMar>
-            <w:top w:w="0" w:type="dxa"/>
-            <w:bottom w:w="0" w:type="dxa"/>
-          </w:tblCellMar>
-        </w:tblPrEx>
         <w:tc>
           <w:tcPr>
             <w:tcW w:w="1400" w:type="dxa"/>
@@ -7116,7 +7385,6 @@
               <w:t>/</w:t>
             </w:r>
             <w:proofErr w:type="spellStart"/>
-            <w:proofErr w:type="gramStart"/>
             <w:r>
               <w:rPr>
                 <w:rFonts w:ascii="Consolas" w:eastAsia="Consolas" w:hAnsi="Consolas" w:cs="Consolas"/>
@@ -7126,7 +7394,6 @@
               <w:t>api</w:t>
             </w:r>
             <w:proofErr w:type="spellEnd"/>
-            <w:proofErr w:type="gramEnd"/>
             <w:r>
               <w:rPr>
                 <w:rFonts w:ascii="Consolas" w:eastAsia="Consolas" w:hAnsi="Consolas" w:cs="Consolas"/>
@@ -7166,12 +7433,6 @@
         </w:tc>
       </w:tr>
       <w:tr>
-        <w:tblPrEx>
-          <w:tblCellMar>
-            <w:top w:w="0" w:type="dxa"/>
-            <w:bottom w:w="0" w:type="dxa"/>
-          </w:tblCellMar>
-        </w:tblPrEx>
         <w:tc>
           <w:tcPr>
             <w:tcW w:w="1400" w:type="dxa"/>
@@ -7198,7 +7459,7 @@
                 <w:sz w:val="20"/>
                 <w:szCs w:val="20"/>
               </w:rPr>
-              <w:t>GET</w:t>
+              <w:t>POST</w:t>
             </w:r>
           </w:p>
         </w:tc>
@@ -7229,7 +7490,6 @@
               <w:t>/</w:t>
             </w:r>
             <w:proofErr w:type="spellStart"/>
-            <w:proofErr w:type="gramStart"/>
             <w:r>
               <w:rPr>
                 <w:rFonts w:ascii="Consolas" w:eastAsia="Consolas" w:hAnsi="Consolas" w:cs="Consolas"/>
@@ -7239,25 +7499,22 @@
               <w:t>api</w:t>
             </w:r>
             <w:proofErr w:type="spellEnd"/>
-            <w:proofErr w:type="gramEnd"/>
-            <w:r>
-              <w:rPr>
-                <w:rFonts w:ascii="Consolas" w:eastAsia="Consolas" w:hAnsi="Consolas" w:cs="Consolas"/>
-                <w:sz w:val="20"/>
-                <w:szCs w:val="20"/>
-              </w:rPr>
-              <w:t>/heartbeats</w:t>
-            </w:r>
-            <w:proofErr w:type="gramStart"/>
-            <w:r>
-              <w:rPr>
-                <w:rFonts w:ascii="Consolas" w:eastAsia="Consolas" w:hAnsi="Consolas" w:cs="Consolas"/>
-                <w:sz w:val="20"/>
-                <w:szCs w:val="20"/>
-              </w:rPr>
-              <w:t>/:slug</w:t>
-            </w:r>
-            <w:proofErr w:type="gramEnd"/>
+            <w:r>
+              <w:rPr>
+                <w:rFonts w:ascii="Consolas" w:eastAsia="Consolas" w:hAnsi="Consolas" w:cs="Consolas"/>
+                <w:sz w:val="20"/>
+                <w:szCs w:val="20"/>
+              </w:rPr>
+              <w:t>/heartbeat/:</w:t>
+            </w:r>
+            <w:r>
+              <w:rPr>
+                <w:rFonts w:ascii="Consolas" w:eastAsia="Consolas" w:hAnsi="Consolas" w:cs="Consolas"/>
+                <w:sz w:val="20"/>
+                <w:szCs w:val="20"/>
+              </w:rPr>
+              <w:t>token</w:t>
+            </w:r>
             <w:r>
               <w:rPr>
                 <w:rFonts w:ascii="Consolas" w:eastAsia="Consolas" w:hAnsi="Consolas" w:cs="Consolas"/>
@@ -7297,6 +7554,11 @@
         </w:tc>
       </w:tr>
     </w:tbl>
+    <w:p>
+      <w:pPr>
+        <w:spacing w:before="80"/>
+      </w:pPr>
+    </w:p>
     <w:p>
       <w:pPr>
         <w:spacing w:before="80"/>
@@ -7317,6 +7579,7 @@
         <w:pStyle w:val="Heading2"/>
       </w:pPr>
       <w:r>
+        <w:lastRenderedPageBreak/>
         <w:t>Alerts &amp; Status Pages</w:t>
       </w:r>
     </w:p>
@@ -7343,12 +7606,6 @@
         <w:gridCol w:w="4800"/>
       </w:tblGrid>
       <w:tr>
-        <w:tblPrEx>
-          <w:tblCellMar>
-            <w:top w:w="0" w:type="dxa"/>
-            <w:bottom w:w="0" w:type="dxa"/>
-          </w:tblCellMar>
-        </w:tblPrEx>
         <w:tc>
           <w:tcPr>
             <w:tcW w:w="1400" w:type="dxa"/>
@@ -7444,12 +7701,6 @@
         </w:tc>
       </w:tr>
       <w:tr>
-        <w:tblPrEx>
-          <w:tblCellMar>
-            <w:top w:w="0" w:type="dxa"/>
-            <w:bottom w:w="0" w:type="dxa"/>
-          </w:tblCellMar>
-        </w:tblPrEx>
         <w:tc>
           <w:tcPr>
             <w:tcW w:w="1400" w:type="dxa"/>
@@ -7555,12 +7806,6 @@
         </w:tc>
       </w:tr>
       <w:tr>
-        <w:tblPrEx>
-          <w:tblCellMar>
-            <w:top w:w="0" w:type="dxa"/>
-            <w:bottom w:w="0" w:type="dxa"/>
-          </w:tblCellMar>
-        </w:tblPrEx>
         <w:tc>
           <w:tcPr>
             <w:tcW w:w="1400" w:type="dxa"/>
@@ -7666,12 +7911,6 @@
         </w:tc>
       </w:tr>
       <w:tr>
-        <w:tblPrEx>
-          <w:tblCellMar>
-            <w:top w:w="0" w:type="dxa"/>
-            <w:bottom w:w="0" w:type="dxa"/>
-          </w:tblCellMar>
-        </w:tblPrEx>
         <w:tc>
           <w:tcPr>
             <w:tcW w:w="1400" w:type="dxa"/>
@@ -7729,7 +7968,6 @@
               <w:t>/</w:t>
             </w:r>
             <w:proofErr w:type="spellStart"/>
-            <w:proofErr w:type="gramStart"/>
             <w:r>
               <w:rPr>
                 <w:rFonts w:ascii="Consolas" w:eastAsia="Consolas" w:hAnsi="Consolas" w:cs="Consolas"/>
@@ -7739,7 +7977,6 @@
               <w:t>api</w:t>
             </w:r>
             <w:proofErr w:type="spellEnd"/>
-            <w:proofErr w:type="gramEnd"/>
             <w:r>
               <w:rPr>
                 <w:rFonts w:ascii="Consolas" w:eastAsia="Consolas" w:hAnsi="Consolas" w:cs="Consolas"/>
@@ -7779,12 +8016,6 @@
         </w:tc>
       </w:tr>
       <w:tr>
-        <w:tblPrEx>
-          <w:tblCellMar>
-            <w:top w:w="0" w:type="dxa"/>
-            <w:bottom w:w="0" w:type="dxa"/>
-          </w:tblCellMar>
-        </w:tblPrEx>
         <w:tc>
           <w:tcPr>
             <w:tcW w:w="1400" w:type="dxa"/>
@@ -7857,7 +8088,15 @@
                 <w:sz w:val="20"/>
                 <w:szCs w:val="20"/>
               </w:rPr>
-              <w:t>/status-pages</w:t>
+              <w:t>/alerts/</w:t>
+            </w:r>
+            <w:r>
+              <w:rPr>
+                <w:rFonts w:ascii="Consolas" w:eastAsia="Consolas" w:hAnsi="Consolas" w:cs="Consolas"/>
+                <w:sz w:val="20"/>
+                <w:szCs w:val="20"/>
+              </w:rPr>
+              <w:t>channels/</w:t>
             </w:r>
           </w:p>
         </w:tc>
@@ -7884,18 +8123,12 @@
                 <w:sz w:val="20"/>
                 <w:szCs w:val="20"/>
               </w:rPr>
-              <w:t>Create status page</w:t>
+              <w:t>Create channel</w:t>
             </w:r>
           </w:p>
         </w:tc>
       </w:tr>
       <w:tr>
-        <w:tblPrEx>
-          <w:tblCellMar>
-            <w:top w:w="0" w:type="dxa"/>
-            <w:bottom w:w="0" w:type="dxa"/>
-          </w:tblCellMar>
-        </w:tblPrEx>
         <w:tc>
           <w:tcPr>
             <w:tcW w:w="1400" w:type="dxa"/>
@@ -7968,7 +8201,15 @@
                 <w:sz w:val="20"/>
                 <w:szCs w:val="20"/>
               </w:rPr>
-              <w:t>/status-pages</w:t>
+              <w:t>/alerts/</w:t>
+            </w:r>
+            <w:r>
+              <w:rPr>
+                <w:rFonts w:ascii="Consolas" w:eastAsia="Consolas" w:hAnsi="Consolas" w:cs="Consolas"/>
+                <w:sz w:val="20"/>
+                <w:szCs w:val="20"/>
+              </w:rPr>
+              <w:t>channels/</w:t>
             </w:r>
           </w:p>
         </w:tc>
@@ -7995,18 +8236,26 @@
                 <w:sz w:val="20"/>
                 <w:szCs w:val="20"/>
               </w:rPr>
-              <w:t>List status pages (auth)</w:t>
+              <w:t xml:space="preserve">List </w:t>
+            </w:r>
+            <w:r>
+              <w:rPr>
+                <w:sz w:val="20"/>
+                <w:szCs w:val="20"/>
+              </w:rPr>
+              <w:t>channel</w:t>
+            </w:r>
+            <w:r>
+              <w:rPr>
+                <w:sz w:val="20"/>
+                <w:szCs w:val="20"/>
+              </w:rPr>
+              <w:t>s</w:t>
             </w:r>
           </w:p>
         </w:tc>
       </w:tr>
       <w:tr>
-        <w:tblPrEx>
-          <w:tblCellMar>
-            <w:top w:w="0" w:type="dxa"/>
-            <w:bottom w:w="0" w:type="dxa"/>
-          </w:tblCellMar>
-        </w:tblPrEx>
         <w:tc>
           <w:tcPr>
             <w:tcW w:w="1400" w:type="dxa"/>
@@ -8033,7 +8282,7 @@
                 <w:sz w:val="20"/>
                 <w:szCs w:val="20"/>
               </w:rPr>
-              <w:t>GET</w:t>
+              <w:t>PUT</w:t>
             </w:r>
           </w:p>
         </w:tc>
@@ -8064,7 +8313,6 @@
               <w:t>/</w:t>
             </w:r>
             <w:proofErr w:type="spellStart"/>
-            <w:proofErr w:type="gramStart"/>
             <w:r>
               <w:rPr>
                 <w:rFonts w:ascii="Consolas" w:eastAsia="Consolas" w:hAnsi="Consolas" w:cs="Consolas"/>
@@ -8074,25 +8322,30 @@
               <w:t>api</w:t>
             </w:r>
             <w:proofErr w:type="spellEnd"/>
-            <w:proofErr w:type="gramEnd"/>
-            <w:r>
-              <w:rPr>
-                <w:rFonts w:ascii="Consolas" w:eastAsia="Consolas" w:hAnsi="Consolas" w:cs="Consolas"/>
-                <w:sz w:val="20"/>
-                <w:szCs w:val="20"/>
-              </w:rPr>
-              <w:t>/s</w:t>
-            </w:r>
-            <w:proofErr w:type="gramStart"/>
-            <w:r>
-              <w:rPr>
-                <w:rFonts w:ascii="Consolas" w:eastAsia="Consolas" w:hAnsi="Consolas" w:cs="Consolas"/>
-                <w:sz w:val="20"/>
-                <w:szCs w:val="20"/>
-              </w:rPr>
-              <w:t>/:slug</w:t>
-            </w:r>
-            <w:proofErr w:type="gramEnd"/>
+            <w:r>
+              <w:rPr>
+                <w:rFonts w:ascii="Consolas" w:eastAsia="Consolas" w:hAnsi="Consolas" w:cs="Consolas"/>
+                <w:sz w:val="20"/>
+                <w:szCs w:val="20"/>
+              </w:rPr>
+              <w:t>/alerts/</w:t>
+            </w:r>
+            <w:r>
+              <w:rPr>
+                <w:rFonts w:ascii="Consolas" w:eastAsia="Consolas" w:hAnsi="Consolas" w:cs="Consolas"/>
+                <w:sz w:val="20"/>
+                <w:szCs w:val="20"/>
+              </w:rPr>
+              <w:t>channels/</w:t>
+            </w:r>
+            <w:r>
+              <w:rPr>
+                <w:rFonts w:ascii="Consolas" w:eastAsia="Consolas" w:hAnsi="Consolas" w:cs="Consolas"/>
+                <w:sz w:val="20"/>
+                <w:szCs w:val="20"/>
+              </w:rPr>
+              <w:t>:id</w:t>
+            </w:r>
           </w:p>
         </w:tc>
         <w:tc>
@@ -8118,18 +8371,19 @@
                 <w:sz w:val="20"/>
                 <w:szCs w:val="20"/>
               </w:rPr>
-              <w:t>Public status page (no auth)</w:t>
+              <w:t xml:space="preserve">Edit </w:t>
+            </w:r>
+            <w:r>
+              <w:rPr>
+                <w:sz w:val="20"/>
+                <w:szCs w:val="20"/>
+              </w:rPr>
+              <w:t>channel</w:t>
             </w:r>
           </w:p>
         </w:tc>
       </w:tr>
       <w:tr>
-        <w:tblPrEx>
-          <w:tblCellMar>
-            <w:top w:w="0" w:type="dxa"/>
-            <w:bottom w:w="0" w:type="dxa"/>
-          </w:tblCellMar>
-        </w:tblPrEx>
         <w:tc>
           <w:tcPr>
             <w:tcW w:w="1400" w:type="dxa"/>
@@ -8156,7 +8410,7 @@
                 <w:sz w:val="20"/>
                 <w:szCs w:val="20"/>
               </w:rPr>
-              <w:t>PUT</w:t>
+              <w:t>DELETE</w:t>
             </w:r>
           </w:p>
         </w:tc>
@@ -8202,7 +8456,23 @@
                 <w:sz w:val="20"/>
                 <w:szCs w:val="20"/>
               </w:rPr>
-              <w:t>/status-pages/:id</w:t>
+              <w:t>/alerts/</w:t>
+            </w:r>
+            <w:r>
+              <w:rPr>
+                <w:rFonts w:ascii="Consolas" w:eastAsia="Consolas" w:hAnsi="Consolas" w:cs="Consolas"/>
+                <w:sz w:val="20"/>
+                <w:szCs w:val="20"/>
+              </w:rPr>
+              <w:t>channel/</w:t>
+            </w:r>
+            <w:r>
+              <w:rPr>
+                <w:rFonts w:ascii="Consolas" w:eastAsia="Consolas" w:hAnsi="Consolas" w:cs="Consolas"/>
+                <w:sz w:val="20"/>
+                <w:szCs w:val="20"/>
+              </w:rPr>
+              <w:t>:id</w:t>
             </w:r>
           </w:p>
         </w:tc>
@@ -8229,18 +8499,439 @@
                 <w:sz w:val="20"/>
                 <w:szCs w:val="20"/>
               </w:rPr>
-              <w:t>Edit / pause maintenance</w:t>
+              <w:t xml:space="preserve">Delete </w:t>
+            </w:r>
+            <w:r>
+              <w:rPr>
+                <w:sz w:val="20"/>
+                <w:szCs w:val="20"/>
+              </w:rPr>
+              <w:t>channel</w:t>
             </w:r>
           </w:p>
         </w:tc>
       </w:tr>
       <w:tr>
-        <w:tblPrEx>
-          <w:tblCellMar>
-            <w:top w:w="0" w:type="dxa"/>
-            <w:bottom w:w="0" w:type="dxa"/>
-          </w:tblCellMar>
-        </w:tblPrEx>
+        <w:tc>
+          <w:tcPr>
+            <w:tcW w:w="1400" w:type="dxa"/>
+            <w:tcBorders>
+              <w:top w:val="single" w:sz="1" w:space="0" w:color="BBBBBB"/>
+              <w:left w:val="single" w:sz="1" w:space="0" w:color="BBBBBB"/>
+              <w:bottom w:val="single" w:sz="1" w:space="0" w:color="BBBBBB"/>
+              <w:right w:val="single" w:sz="1" w:space="0" w:color="BBBBBB"/>
+            </w:tcBorders>
+            <w:tcMar>
+              <w:top w:w="80" w:type="dxa"/>
+              <w:left w:w="140" w:type="dxa"/>
+              <w:bottom w:w="80" w:type="dxa"/>
+              <w:right w:w="140" w:type="dxa"/>
+            </w:tcMar>
+            <w:vAlign w:val="center"/>
+          </w:tcPr>
+          <w:p>
+            <w:r>
+              <w:rPr>
+                <w:b/>
+                <w:bCs/>
+                <w:color w:val="0A0A0A"/>
+                <w:sz w:val="20"/>
+                <w:szCs w:val="20"/>
+              </w:rPr>
+              <w:t>POST</w:t>
+            </w:r>
+          </w:p>
+        </w:tc>
+        <w:tc>
+          <w:tcPr>
+            <w:tcW w:w="3160" w:type="dxa"/>
+            <w:tcBorders>
+              <w:top w:val="single" w:sz="1" w:space="0" w:color="BBBBBB"/>
+              <w:left w:val="single" w:sz="1" w:space="0" w:color="BBBBBB"/>
+              <w:bottom w:val="single" w:sz="1" w:space="0" w:color="BBBBBB"/>
+              <w:right w:val="single" w:sz="1" w:space="0" w:color="BBBBBB"/>
+            </w:tcBorders>
+            <w:tcMar>
+              <w:top w:w="80" w:type="dxa"/>
+              <w:left w:w="140" w:type="dxa"/>
+              <w:bottom w:w="80" w:type="dxa"/>
+              <w:right w:w="140" w:type="dxa"/>
+            </w:tcMar>
+            <w:vAlign w:val="center"/>
+          </w:tcPr>
+          <w:p>
+            <w:r>
+              <w:rPr>
+                <w:rFonts w:ascii="Consolas" w:eastAsia="Consolas" w:hAnsi="Consolas" w:cs="Consolas"/>
+                <w:sz w:val="20"/>
+                <w:szCs w:val="20"/>
+              </w:rPr>
+              <w:t>/</w:t>
+            </w:r>
+            <w:proofErr w:type="spellStart"/>
+            <w:r>
+              <w:rPr>
+                <w:rFonts w:ascii="Consolas" w:eastAsia="Consolas" w:hAnsi="Consolas" w:cs="Consolas"/>
+                <w:sz w:val="20"/>
+                <w:szCs w:val="20"/>
+              </w:rPr>
+              <w:t>api</w:t>
+            </w:r>
+            <w:proofErr w:type="spellEnd"/>
+            <w:r>
+              <w:rPr>
+                <w:rFonts w:ascii="Consolas" w:eastAsia="Consolas" w:hAnsi="Consolas" w:cs="Consolas"/>
+                <w:sz w:val="20"/>
+                <w:szCs w:val="20"/>
+              </w:rPr>
+              <w:t>/status-pages</w:t>
+            </w:r>
+          </w:p>
+        </w:tc>
+        <w:tc>
+          <w:tcPr>
+            <w:tcW w:w="4800" w:type="dxa"/>
+            <w:tcBorders>
+              <w:top w:val="single" w:sz="1" w:space="0" w:color="BBBBBB"/>
+              <w:left w:val="single" w:sz="1" w:space="0" w:color="BBBBBB"/>
+              <w:bottom w:val="single" w:sz="1" w:space="0" w:color="BBBBBB"/>
+              <w:right w:val="single" w:sz="1" w:space="0" w:color="BBBBBB"/>
+            </w:tcBorders>
+            <w:tcMar>
+              <w:top w:w="80" w:type="dxa"/>
+              <w:left w:w="140" w:type="dxa"/>
+              <w:bottom w:w="80" w:type="dxa"/>
+              <w:right w:w="140" w:type="dxa"/>
+            </w:tcMar>
+            <w:vAlign w:val="center"/>
+          </w:tcPr>
+          <w:p>
+            <w:r>
+              <w:rPr>
+                <w:sz w:val="20"/>
+                <w:szCs w:val="20"/>
+              </w:rPr>
+              <w:t>Create status page</w:t>
+            </w:r>
+          </w:p>
+        </w:tc>
+      </w:tr>
+      <w:tr>
+        <w:tc>
+          <w:tcPr>
+            <w:tcW w:w="1400" w:type="dxa"/>
+            <w:tcBorders>
+              <w:top w:val="single" w:sz="1" w:space="0" w:color="BBBBBB"/>
+              <w:left w:val="single" w:sz="1" w:space="0" w:color="BBBBBB"/>
+              <w:bottom w:val="single" w:sz="1" w:space="0" w:color="BBBBBB"/>
+              <w:right w:val="single" w:sz="1" w:space="0" w:color="BBBBBB"/>
+            </w:tcBorders>
+            <w:tcMar>
+              <w:top w:w="80" w:type="dxa"/>
+              <w:left w:w="140" w:type="dxa"/>
+              <w:bottom w:w="80" w:type="dxa"/>
+              <w:right w:w="140" w:type="dxa"/>
+            </w:tcMar>
+            <w:vAlign w:val="center"/>
+          </w:tcPr>
+          <w:p>
+            <w:r>
+              <w:rPr>
+                <w:b/>
+                <w:bCs/>
+                <w:color w:val="0A0A0A"/>
+                <w:sz w:val="20"/>
+                <w:szCs w:val="20"/>
+              </w:rPr>
+              <w:t>GET</w:t>
+            </w:r>
+          </w:p>
+        </w:tc>
+        <w:tc>
+          <w:tcPr>
+            <w:tcW w:w="3160" w:type="dxa"/>
+            <w:tcBorders>
+              <w:top w:val="single" w:sz="1" w:space="0" w:color="BBBBBB"/>
+              <w:left w:val="single" w:sz="1" w:space="0" w:color="BBBBBB"/>
+              <w:bottom w:val="single" w:sz="1" w:space="0" w:color="BBBBBB"/>
+              <w:right w:val="single" w:sz="1" w:space="0" w:color="BBBBBB"/>
+            </w:tcBorders>
+            <w:tcMar>
+              <w:top w:w="80" w:type="dxa"/>
+              <w:left w:w="140" w:type="dxa"/>
+              <w:bottom w:w="80" w:type="dxa"/>
+              <w:right w:w="140" w:type="dxa"/>
+            </w:tcMar>
+            <w:vAlign w:val="center"/>
+          </w:tcPr>
+          <w:p>
+            <w:r>
+              <w:rPr>
+                <w:rFonts w:ascii="Consolas" w:eastAsia="Consolas" w:hAnsi="Consolas" w:cs="Consolas"/>
+                <w:sz w:val="20"/>
+                <w:szCs w:val="20"/>
+              </w:rPr>
+              <w:t>/</w:t>
+            </w:r>
+            <w:proofErr w:type="spellStart"/>
+            <w:r>
+              <w:rPr>
+                <w:rFonts w:ascii="Consolas" w:eastAsia="Consolas" w:hAnsi="Consolas" w:cs="Consolas"/>
+                <w:sz w:val="20"/>
+                <w:szCs w:val="20"/>
+              </w:rPr>
+              <w:t>api</w:t>
+            </w:r>
+            <w:proofErr w:type="spellEnd"/>
+            <w:r>
+              <w:rPr>
+                <w:rFonts w:ascii="Consolas" w:eastAsia="Consolas" w:hAnsi="Consolas" w:cs="Consolas"/>
+                <w:sz w:val="20"/>
+                <w:szCs w:val="20"/>
+              </w:rPr>
+              <w:t>/status-pages</w:t>
+            </w:r>
+          </w:p>
+        </w:tc>
+        <w:tc>
+          <w:tcPr>
+            <w:tcW w:w="4800" w:type="dxa"/>
+            <w:tcBorders>
+              <w:top w:val="single" w:sz="1" w:space="0" w:color="BBBBBB"/>
+              <w:left w:val="single" w:sz="1" w:space="0" w:color="BBBBBB"/>
+              <w:bottom w:val="single" w:sz="1" w:space="0" w:color="BBBBBB"/>
+              <w:right w:val="single" w:sz="1" w:space="0" w:color="BBBBBB"/>
+            </w:tcBorders>
+            <w:tcMar>
+              <w:top w:w="80" w:type="dxa"/>
+              <w:left w:w="140" w:type="dxa"/>
+              <w:bottom w:w="80" w:type="dxa"/>
+              <w:right w:w="140" w:type="dxa"/>
+            </w:tcMar>
+            <w:vAlign w:val="center"/>
+          </w:tcPr>
+          <w:p>
+            <w:r>
+              <w:rPr>
+                <w:sz w:val="20"/>
+                <w:szCs w:val="20"/>
+              </w:rPr>
+              <w:t>List status pages (auth)</w:t>
+            </w:r>
+          </w:p>
+        </w:tc>
+      </w:tr>
+      <w:tr>
+        <w:tc>
+          <w:tcPr>
+            <w:tcW w:w="1400" w:type="dxa"/>
+            <w:tcBorders>
+              <w:top w:val="single" w:sz="1" w:space="0" w:color="BBBBBB"/>
+              <w:left w:val="single" w:sz="1" w:space="0" w:color="BBBBBB"/>
+              <w:bottom w:val="single" w:sz="1" w:space="0" w:color="BBBBBB"/>
+              <w:right w:val="single" w:sz="1" w:space="0" w:color="BBBBBB"/>
+            </w:tcBorders>
+            <w:tcMar>
+              <w:top w:w="80" w:type="dxa"/>
+              <w:left w:w="140" w:type="dxa"/>
+              <w:bottom w:w="80" w:type="dxa"/>
+              <w:right w:w="140" w:type="dxa"/>
+            </w:tcMar>
+            <w:vAlign w:val="center"/>
+          </w:tcPr>
+          <w:p>
+            <w:r>
+              <w:rPr>
+                <w:b/>
+                <w:bCs/>
+                <w:color w:val="0A0A0A"/>
+                <w:sz w:val="20"/>
+                <w:szCs w:val="20"/>
+              </w:rPr>
+              <w:t>GET</w:t>
+            </w:r>
+          </w:p>
+        </w:tc>
+        <w:tc>
+          <w:tcPr>
+            <w:tcW w:w="3160" w:type="dxa"/>
+            <w:tcBorders>
+              <w:top w:val="single" w:sz="1" w:space="0" w:color="BBBBBB"/>
+              <w:left w:val="single" w:sz="1" w:space="0" w:color="BBBBBB"/>
+              <w:bottom w:val="single" w:sz="1" w:space="0" w:color="BBBBBB"/>
+              <w:right w:val="single" w:sz="1" w:space="0" w:color="BBBBBB"/>
+            </w:tcBorders>
+            <w:tcMar>
+              <w:top w:w="80" w:type="dxa"/>
+              <w:left w:w="140" w:type="dxa"/>
+              <w:bottom w:w="80" w:type="dxa"/>
+              <w:right w:w="140" w:type="dxa"/>
+            </w:tcMar>
+            <w:vAlign w:val="center"/>
+          </w:tcPr>
+          <w:p>
+            <w:r>
+              <w:rPr>
+                <w:rFonts w:ascii="Consolas" w:eastAsia="Consolas" w:hAnsi="Consolas" w:cs="Consolas"/>
+                <w:sz w:val="20"/>
+                <w:szCs w:val="20"/>
+              </w:rPr>
+              <w:t>/</w:t>
+            </w:r>
+            <w:proofErr w:type="spellStart"/>
+            <w:r>
+              <w:rPr>
+                <w:rFonts w:ascii="Consolas" w:eastAsia="Consolas" w:hAnsi="Consolas" w:cs="Consolas"/>
+                <w:sz w:val="20"/>
+                <w:szCs w:val="20"/>
+              </w:rPr>
+              <w:t>api</w:t>
+            </w:r>
+            <w:proofErr w:type="spellEnd"/>
+            <w:r>
+              <w:rPr>
+                <w:rFonts w:ascii="Consolas" w:eastAsia="Consolas" w:hAnsi="Consolas" w:cs="Consolas"/>
+                <w:sz w:val="20"/>
+                <w:szCs w:val="20"/>
+              </w:rPr>
+              <w:t>/s/:slug</w:t>
+            </w:r>
+          </w:p>
+        </w:tc>
+        <w:tc>
+          <w:tcPr>
+            <w:tcW w:w="4800" w:type="dxa"/>
+            <w:tcBorders>
+              <w:top w:val="single" w:sz="1" w:space="0" w:color="BBBBBB"/>
+              <w:left w:val="single" w:sz="1" w:space="0" w:color="BBBBBB"/>
+              <w:bottom w:val="single" w:sz="1" w:space="0" w:color="BBBBBB"/>
+              <w:right w:val="single" w:sz="1" w:space="0" w:color="BBBBBB"/>
+            </w:tcBorders>
+            <w:tcMar>
+              <w:top w:w="80" w:type="dxa"/>
+              <w:left w:w="140" w:type="dxa"/>
+              <w:bottom w:w="80" w:type="dxa"/>
+              <w:right w:w="140" w:type="dxa"/>
+            </w:tcMar>
+            <w:vAlign w:val="center"/>
+          </w:tcPr>
+          <w:p>
+            <w:r>
+              <w:rPr>
+                <w:sz w:val="20"/>
+                <w:szCs w:val="20"/>
+              </w:rPr>
+              <w:t>Public status page (no auth)</w:t>
+            </w:r>
+          </w:p>
+        </w:tc>
+      </w:tr>
+      <w:tr>
+        <w:tc>
+          <w:tcPr>
+            <w:tcW w:w="1400" w:type="dxa"/>
+            <w:tcBorders>
+              <w:top w:val="single" w:sz="1" w:space="0" w:color="BBBBBB"/>
+              <w:left w:val="single" w:sz="1" w:space="0" w:color="BBBBBB"/>
+              <w:bottom w:val="single" w:sz="1" w:space="0" w:color="BBBBBB"/>
+              <w:right w:val="single" w:sz="1" w:space="0" w:color="BBBBBB"/>
+            </w:tcBorders>
+            <w:tcMar>
+              <w:top w:w="80" w:type="dxa"/>
+              <w:left w:w="140" w:type="dxa"/>
+              <w:bottom w:w="80" w:type="dxa"/>
+              <w:right w:w="140" w:type="dxa"/>
+            </w:tcMar>
+            <w:vAlign w:val="center"/>
+          </w:tcPr>
+          <w:p>
+            <w:r>
+              <w:rPr>
+                <w:b/>
+                <w:bCs/>
+                <w:color w:val="0A0A0A"/>
+                <w:sz w:val="20"/>
+                <w:szCs w:val="20"/>
+              </w:rPr>
+              <w:t>PUT</w:t>
+            </w:r>
+          </w:p>
+        </w:tc>
+        <w:tc>
+          <w:tcPr>
+            <w:tcW w:w="3160" w:type="dxa"/>
+            <w:tcBorders>
+              <w:top w:val="single" w:sz="1" w:space="0" w:color="BBBBBB"/>
+              <w:left w:val="single" w:sz="1" w:space="0" w:color="BBBBBB"/>
+              <w:bottom w:val="single" w:sz="1" w:space="0" w:color="BBBBBB"/>
+              <w:right w:val="single" w:sz="1" w:space="0" w:color="BBBBBB"/>
+            </w:tcBorders>
+            <w:tcMar>
+              <w:top w:w="80" w:type="dxa"/>
+              <w:left w:w="140" w:type="dxa"/>
+              <w:bottom w:w="80" w:type="dxa"/>
+              <w:right w:w="140" w:type="dxa"/>
+            </w:tcMar>
+            <w:vAlign w:val="center"/>
+          </w:tcPr>
+          <w:p>
+            <w:r>
+              <w:rPr>
+                <w:rFonts w:ascii="Consolas" w:eastAsia="Consolas" w:hAnsi="Consolas" w:cs="Consolas"/>
+                <w:sz w:val="20"/>
+                <w:szCs w:val="20"/>
+              </w:rPr>
+              <w:t>/</w:t>
+            </w:r>
+            <w:proofErr w:type="spellStart"/>
+            <w:r>
+              <w:rPr>
+                <w:rFonts w:ascii="Consolas" w:eastAsia="Consolas" w:hAnsi="Consolas" w:cs="Consolas"/>
+                <w:sz w:val="20"/>
+                <w:szCs w:val="20"/>
+              </w:rPr>
+              <w:t>api</w:t>
+            </w:r>
+            <w:proofErr w:type="spellEnd"/>
+            <w:r>
+              <w:rPr>
+                <w:rFonts w:ascii="Consolas" w:eastAsia="Consolas" w:hAnsi="Consolas" w:cs="Consolas"/>
+                <w:sz w:val="20"/>
+                <w:szCs w:val="20"/>
+              </w:rPr>
+              <w:t>/status-pages/:id</w:t>
+            </w:r>
+          </w:p>
+        </w:tc>
+        <w:tc>
+          <w:tcPr>
+            <w:tcW w:w="4800" w:type="dxa"/>
+            <w:tcBorders>
+              <w:top w:val="single" w:sz="1" w:space="0" w:color="BBBBBB"/>
+              <w:left w:val="single" w:sz="1" w:space="0" w:color="BBBBBB"/>
+              <w:bottom w:val="single" w:sz="1" w:space="0" w:color="BBBBBB"/>
+              <w:right w:val="single" w:sz="1" w:space="0" w:color="BBBBBB"/>
+            </w:tcBorders>
+            <w:tcMar>
+              <w:top w:w="80" w:type="dxa"/>
+              <w:left w:w="140" w:type="dxa"/>
+              <w:bottom w:w="80" w:type="dxa"/>
+              <w:right w:w="140" w:type="dxa"/>
+            </w:tcMar>
+            <w:vAlign w:val="center"/>
+          </w:tcPr>
+          <w:p>
+            <w:r>
+              <w:rPr>
+                <w:sz w:val="20"/>
+                <w:szCs w:val="20"/>
+              </w:rPr>
+              <w:t>Edit / pause maintenance</w:t>
+            </w:r>
+          </w:p>
+        </w:tc>
+      </w:tr>
+      <w:tr>
         <w:tc>
           <w:tcPr>
             <w:tcW w:w="1400" w:type="dxa"/>
@@ -8353,7 +9044,256 @@
     </w:p>
     <w:p>
       <w:pPr>
-        <w:spacing w:before="120"/>
+        <w:pStyle w:val="Heading2"/>
+      </w:pPr>
+      <w:r>
+        <w:t>Logs</w:t>
+      </w:r>
+    </w:p>
+    <w:tbl>
+      <w:tblPr>
+        <w:tblW w:w="9360" w:type="dxa"/>
+        <w:tblBorders>
+          <w:top w:val="single" w:sz="4" w:space="0" w:color="auto"/>
+          <w:left w:val="single" w:sz="4" w:space="0" w:color="auto"/>
+          <w:bottom w:val="single" w:sz="4" w:space="0" w:color="auto"/>
+          <w:right w:val="single" w:sz="4" w:space="0" w:color="auto"/>
+          <w:insideH w:val="single" w:sz="4" w:space="0" w:color="auto"/>
+          <w:insideV w:val="single" w:sz="4" w:space="0" w:color="auto"/>
+        </w:tblBorders>
+        <w:tblCellMar>
+          <w:left w:w="10" w:type="dxa"/>
+          <w:right w:w="10" w:type="dxa"/>
+        </w:tblCellMar>
+        <w:tblLook w:val="04A0" w:firstRow="1" w:lastRow="0" w:firstColumn="1" w:lastColumn="0" w:noHBand="0" w:noVBand="1"/>
+      </w:tblPr>
+      <w:tblGrid>
+        <w:gridCol w:w="1400"/>
+        <w:gridCol w:w="3160"/>
+        <w:gridCol w:w="4800"/>
+      </w:tblGrid>
+      <w:tr>
+        <w:tc>
+          <w:tcPr>
+            <w:tcW w:w="1400" w:type="dxa"/>
+            <w:tcBorders>
+              <w:top w:val="single" w:sz="1" w:space="0" w:color="BBBBBB"/>
+              <w:left w:val="single" w:sz="1" w:space="0" w:color="BBBBBB"/>
+              <w:bottom w:val="single" w:sz="1" w:space="0" w:color="BBBBBB"/>
+              <w:right w:val="single" w:sz="1" w:space="0" w:color="BBBBBB"/>
+            </w:tcBorders>
+            <w:shd w:val="clear" w:color="auto" w:fill="0A0A0A"/>
+            <w:tcMar>
+              <w:top w:w="80" w:type="dxa"/>
+              <w:left w:w="140" w:type="dxa"/>
+              <w:bottom w:w="80" w:type="dxa"/>
+              <w:right w:w="140" w:type="dxa"/>
+            </w:tcMar>
+            <w:vAlign w:val="center"/>
+          </w:tcPr>
+          <w:p>
+            <w:r>
+              <w:rPr>
+                <w:b/>
+                <w:bCs/>
+                <w:color w:val="FFFFFF"/>
+                <w:sz w:val="20"/>
+                <w:szCs w:val="20"/>
+              </w:rPr>
+              <w:t>Method</w:t>
+            </w:r>
+          </w:p>
+        </w:tc>
+        <w:tc>
+          <w:tcPr>
+            <w:tcW w:w="3160" w:type="dxa"/>
+            <w:tcBorders>
+              <w:top w:val="single" w:sz="1" w:space="0" w:color="BBBBBB"/>
+              <w:left w:val="single" w:sz="1" w:space="0" w:color="BBBBBB"/>
+              <w:bottom w:val="single" w:sz="1" w:space="0" w:color="BBBBBB"/>
+              <w:right w:val="single" w:sz="1" w:space="0" w:color="BBBBBB"/>
+            </w:tcBorders>
+            <w:shd w:val="clear" w:color="auto" w:fill="0A0A0A"/>
+            <w:tcMar>
+              <w:top w:w="80" w:type="dxa"/>
+              <w:left w:w="140" w:type="dxa"/>
+              <w:bottom w:w="80" w:type="dxa"/>
+              <w:right w:w="140" w:type="dxa"/>
+            </w:tcMar>
+            <w:vAlign w:val="center"/>
+          </w:tcPr>
+          <w:p>
+            <w:r>
+              <w:rPr>
+                <w:b/>
+                <w:bCs/>
+                <w:color w:val="FFFFFF"/>
+                <w:sz w:val="20"/>
+                <w:szCs w:val="20"/>
+              </w:rPr>
+              <w:t>Route</w:t>
+            </w:r>
+          </w:p>
+        </w:tc>
+        <w:tc>
+          <w:tcPr>
+            <w:tcW w:w="4800" w:type="dxa"/>
+            <w:tcBorders>
+              <w:top w:val="single" w:sz="1" w:space="0" w:color="BBBBBB"/>
+              <w:left w:val="single" w:sz="1" w:space="0" w:color="BBBBBB"/>
+              <w:bottom w:val="single" w:sz="1" w:space="0" w:color="BBBBBB"/>
+              <w:right w:val="single" w:sz="1" w:space="0" w:color="BBBBBB"/>
+            </w:tcBorders>
+            <w:shd w:val="clear" w:color="auto" w:fill="0A0A0A"/>
+            <w:tcMar>
+              <w:top w:w="80" w:type="dxa"/>
+              <w:left w:w="140" w:type="dxa"/>
+              <w:bottom w:w="80" w:type="dxa"/>
+              <w:right w:w="140" w:type="dxa"/>
+            </w:tcMar>
+            <w:vAlign w:val="center"/>
+          </w:tcPr>
+          <w:p>
+            <w:r>
+              <w:rPr>
+                <w:b/>
+                <w:bCs/>
+                <w:color w:val="FFFFFF"/>
+                <w:sz w:val="20"/>
+                <w:szCs w:val="20"/>
+              </w:rPr>
+              <w:t>Description</w:t>
+            </w:r>
+          </w:p>
+        </w:tc>
+      </w:tr>
+      <w:tr>
+        <w:tc>
+          <w:tcPr>
+            <w:tcW w:w="1400" w:type="dxa"/>
+            <w:tcBorders>
+              <w:top w:val="single" w:sz="1" w:space="0" w:color="BBBBBB"/>
+              <w:left w:val="single" w:sz="1" w:space="0" w:color="BBBBBB"/>
+              <w:bottom w:val="single" w:sz="1" w:space="0" w:color="BBBBBB"/>
+              <w:right w:val="single" w:sz="1" w:space="0" w:color="BBBBBB"/>
+            </w:tcBorders>
+            <w:tcMar>
+              <w:top w:w="80" w:type="dxa"/>
+              <w:left w:w="140" w:type="dxa"/>
+              <w:bottom w:w="80" w:type="dxa"/>
+              <w:right w:w="140" w:type="dxa"/>
+            </w:tcMar>
+            <w:vAlign w:val="center"/>
+          </w:tcPr>
+          <w:p>
+            <w:r>
+              <w:rPr>
+                <w:b/>
+                <w:bCs/>
+                <w:color w:val="0A0A0A"/>
+                <w:sz w:val="20"/>
+                <w:szCs w:val="20"/>
+              </w:rPr>
+              <w:t>GET</w:t>
+            </w:r>
+          </w:p>
+        </w:tc>
+        <w:tc>
+          <w:tcPr>
+            <w:tcW w:w="3160" w:type="dxa"/>
+            <w:tcBorders>
+              <w:top w:val="single" w:sz="1" w:space="0" w:color="BBBBBB"/>
+              <w:left w:val="single" w:sz="1" w:space="0" w:color="BBBBBB"/>
+              <w:bottom w:val="single" w:sz="1" w:space="0" w:color="BBBBBB"/>
+              <w:right w:val="single" w:sz="1" w:space="0" w:color="BBBBBB"/>
+            </w:tcBorders>
+            <w:tcMar>
+              <w:top w:w="80" w:type="dxa"/>
+              <w:left w:w="140" w:type="dxa"/>
+              <w:bottom w:w="80" w:type="dxa"/>
+              <w:right w:w="140" w:type="dxa"/>
+            </w:tcMar>
+            <w:vAlign w:val="center"/>
+          </w:tcPr>
+          <w:p>
+            <w:r>
+              <w:rPr>
+                <w:rFonts w:ascii="Consolas" w:eastAsia="Consolas" w:hAnsi="Consolas" w:cs="Consolas"/>
+                <w:sz w:val="20"/>
+                <w:szCs w:val="20"/>
+              </w:rPr>
+              <w:t>/</w:t>
+            </w:r>
+            <w:proofErr w:type="spellStart"/>
+            <w:r>
+              <w:rPr>
+                <w:rFonts w:ascii="Consolas" w:eastAsia="Consolas" w:hAnsi="Consolas" w:cs="Consolas"/>
+                <w:sz w:val="20"/>
+                <w:szCs w:val="20"/>
+              </w:rPr>
+              <w:t>api</w:t>
+            </w:r>
+            <w:proofErr w:type="spellEnd"/>
+            <w:r>
+              <w:rPr>
+                <w:rFonts w:ascii="Consolas" w:eastAsia="Consolas" w:hAnsi="Consolas" w:cs="Consolas"/>
+                <w:sz w:val="20"/>
+                <w:szCs w:val="20"/>
+              </w:rPr>
+              <w:t>/</w:t>
+            </w:r>
+            <w:r>
+              <w:rPr>
+                <w:rFonts w:ascii="Consolas" w:eastAsia="Consolas" w:hAnsi="Consolas" w:cs="Consolas"/>
+                <w:sz w:val="20"/>
+                <w:szCs w:val="20"/>
+              </w:rPr>
+              <w:t>logs</w:t>
+            </w:r>
+          </w:p>
+        </w:tc>
+        <w:tc>
+          <w:tcPr>
+            <w:tcW w:w="4800" w:type="dxa"/>
+            <w:tcBorders>
+              <w:top w:val="single" w:sz="1" w:space="0" w:color="BBBBBB"/>
+              <w:left w:val="single" w:sz="1" w:space="0" w:color="BBBBBB"/>
+              <w:bottom w:val="single" w:sz="1" w:space="0" w:color="BBBBBB"/>
+              <w:right w:val="single" w:sz="1" w:space="0" w:color="BBBBBB"/>
+            </w:tcBorders>
+            <w:tcMar>
+              <w:top w:w="80" w:type="dxa"/>
+              <w:left w:w="140" w:type="dxa"/>
+              <w:bottom w:w="80" w:type="dxa"/>
+              <w:right w:w="140" w:type="dxa"/>
+            </w:tcMar>
+            <w:vAlign w:val="center"/>
+          </w:tcPr>
+          <w:p>
+            <w:r>
+              <w:rPr>
+                <w:sz w:val="20"/>
+                <w:szCs w:val="20"/>
+              </w:rPr>
+              <w:t>Lists paginated activity logs for the dashboard/logs page</w:t>
+            </w:r>
+          </w:p>
+        </w:tc>
+      </w:tr>
+    </w:tbl>
+    <w:p>
+      <w:pPr>
+        <w:spacing w:before="300" w:after="60"/>
+        <w:rPr>
+          <w:rFonts w:ascii="SF Pro Display" w:hAnsi="SF Pro Display"/>
+          <w:b/>
+          <w:bCs/>
+          <w:color w:val="0A0A0A"/>
+          <w:spacing w:val="80"/>
+          <w:sz w:val="36"/>
+          <w:szCs w:val="18"/>
+          <w:u w:val="single"/>
+        </w:rPr>
       </w:pPr>
     </w:p>
     <w:p>
@@ -8369,16 +9309,18 @@
           <w:spacing w:val="80"/>
           <w:sz w:val="36"/>
           <w:szCs w:val="18"/>
+          <w:u w:val="single"/>
         </w:rPr>
         <w:t>7 · SCHEDULER</w:t>
       </w:r>
     </w:p>
     <w:p>
       <w:pPr>
-        <w:spacing w:after="80"/>
+        <w:spacing w:before="80"/>
+        <w:jc w:val="both"/>
       </w:pPr>
       <w:r>
-        <w:t>A single node-</w:t>
+        <w:t>A separate node-</w:t>
       </w:r>
       <w:proofErr w:type="spellStart"/>
       <w:r>
@@ -8386,39 +9328,17 @@
       </w:r>
       <w:proofErr w:type="spellEnd"/>
       <w:r>
-        <w:t xml:space="preserve"> task fires every minute. For each active monitor it checks: </w:t>
+        <w:t> task is dynamically scheduled for </w:t>
       </w:r>
-      <w:proofErr w:type="spellStart"/>
       <w:r>
-        <w:t>currentMinute</w:t>
+        <w:rPr>
+          <w:b/>
+          <w:bCs/>
+        </w:rPr>
+        <w:t>each</w:t>
       </w:r>
-      <w:proofErr w:type="spellEnd"/>
       <w:r>
-        <w:t xml:space="preserve"> % </w:t>
-      </w:r>
-      <w:proofErr w:type="spellStart"/>
-      <w:r>
-        <w:t>intervalMinutes</w:t>
-      </w:r>
-      <w:proofErr w:type="spellEnd"/>
-      <w:r>
-        <w:t xml:space="preserve"> === 0. If </w:t>
-      </w:r>
-      <w:proofErr w:type="gramStart"/>
-      <w:r>
-        <w:t>due</w:t>
-      </w:r>
-      <w:proofErr w:type="gramEnd"/>
-      <w:r>
-        <w:t xml:space="preserve">, it issues an </w:t>
-      </w:r>
-      <w:proofErr w:type="spellStart"/>
-      <w:r>
-        <w:t>axios</w:t>
-      </w:r>
-      <w:proofErr w:type="spellEnd"/>
-      <w:r>
-        <w:t xml:space="preserve"> request with a 5 000 </w:t>
+        <w:t xml:space="preserve"> active monitor based on its specific interval (e.g., */5 * * * *). When due, it uses the native http/https module to issue a request with a 30,000 </w:t>
       </w:r>
       <w:proofErr w:type="spellStart"/>
       <w:r>
@@ -8426,39 +9346,31 @@
       </w:r>
       <w:proofErr w:type="spellEnd"/>
       <w:r>
-        <w:t xml:space="preserve"> timeout and writes a Ping document. For heartbeats, a separate task checks if </w:t>
+        <w:t xml:space="preserve"> timeout and writes a Check document. For heartbeats, a single background cleanup task runs every minute, checking if the resource hasn't received a ping within its </w:t>
       </w:r>
       <w:proofErr w:type="spellStart"/>
       <w:r>
-        <w:t>lastPingAt</w:t>
+        <w:t>graceMinutes</w:t>
       </w:r>
       <w:proofErr w:type="spellEnd"/>
       <w:r>
-        <w:t xml:space="preserve"> + </w:t>
+        <w:t> window (</w:t>
       </w:r>
       <w:proofErr w:type="spellStart"/>
       <w:r>
-        <w:t>intervalMinutes</w:t>
+        <w:t>lastPingedAt</w:t>
       </w:r>
       <w:proofErr w:type="spellEnd"/>
       <w:r>
-        <w:t xml:space="preserve"> + </w:t>
+        <w:t xml:space="preserve"> &lt; now - </w:t>
       </w:r>
       <w:proofErr w:type="spellStart"/>
       <w:r>
-        <w:t>gracePeriodMinutes</w:t>
+        <w:t>graceMinutes</w:t>
       </w:r>
       <w:proofErr w:type="spellEnd"/>
       <w:r>
-        <w:t xml:space="preserve"> &lt; now and flips status to down. Errors are caught per-</w:t>
-      </w:r>
-      <w:proofErr w:type="gramStart"/>
-      <w:r>
-        <w:t>resource</w:t>
-      </w:r>
-      <w:proofErr w:type="gramEnd"/>
-      <w:r>
-        <w:t xml:space="preserve"> so one failure does not abort the loop.</w:t>
+        <w:t>); if overdue, it flips the status to down. Errors are naturally caught per-resource because monitor tasks execute independently, ensuring one failure does not abort other checks.</w:t>
       </w:r>
     </w:p>
     <w:p>
@@ -8488,12 +9400,6 @@
         <w:gridCol w:w="6680"/>
       </w:tblGrid>
       <w:tr>
-        <w:tblPrEx>
-          <w:tblCellMar>
-            <w:top w:w="0" w:type="dxa"/>
-            <w:bottom w:w="0" w:type="dxa"/>
-          </w:tblCellMar>
-        </w:tblPrEx>
         <w:tc>
           <w:tcPr>
             <w:tcW w:w="2680" w:type="dxa"/>
@@ -8560,12 +9466,6 @@
         </w:tc>
       </w:tr>
       <w:tr>
-        <w:tblPrEx>
-          <w:tblCellMar>
-            <w:top w:w="0" w:type="dxa"/>
-            <w:bottom w:w="0" w:type="dxa"/>
-          </w:tblCellMar>
-        </w:tblPrEx>
         <w:tc>
           <w:tcPr>
             <w:tcW w:w="2680" w:type="dxa"/>
@@ -8623,12 +9523,6 @@
         </w:tc>
       </w:tr>
       <w:tr>
-        <w:tblPrEx>
-          <w:tblCellMar>
-            <w:top w:w="0" w:type="dxa"/>
-            <w:bottom w:w="0" w:type="dxa"/>
-          </w:tblCellMar>
-        </w:tblPrEx>
         <w:tc>
           <w:tcPr>
             <w:tcW w:w="2680" w:type="dxa"/>
@@ -8686,12 +9580,6 @@
         </w:tc>
       </w:tr>
       <w:tr>
-        <w:tblPrEx>
-          <w:tblCellMar>
-            <w:top w:w="0" w:type="dxa"/>
-            <w:bottom w:w="0" w:type="dxa"/>
-          </w:tblCellMar>
-        </w:tblPrEx>
         <w:tc>
           <w:tcPr>
             <w:tcW w:w="2680" w:type="dxa"/>
@@ -8749,12 +9637,6 @@
         </w:tc>
       </w:tr>
       <w:tr>
-        <w:tblPrEx>
-          <w:tblCellMar>
-            <w:top w:w="0" w:type="dxa"/>
-            <w:bottom w:w="0" w:type="dxa"/>
-          </w:tblCellMar>
-        </w:tblPrEx>
         <w:tc>
           <w:tcPr>
             <w:tcW w:w="2680" w:type="dxa"/>
@@ -8812,12 +9694,6 @@
         </w:tc>
       </w:tr>
       <w:tr>
-        <w:tblPrEx>
-          <w:tblCellMar>
-            <w:top w:w="0" w:type="dxa"/>
-            <w:bottom w:w="0" w:type="dxa"/>
-          </w:tblCellMar>
-        </w:tblPrEx>
         <w:tc>
           <w:tcPr>
             <w:tcW w:w="2680" w:type="dxa"/>
@@ -8882,57 +9758,32 @@
     </w:p>
     <w:p>
       <w:pPr>
-        <w:spacing w:before="120"/>
+        <w:spacing w:before="300" w:after="60"/>
+        <w:rPr>
+          <w:rFonts w:ascii="SF Pro Display" w:hAnsi="SF Pro Display"/>
+          <w:b/>
+          <w:bCs/>
+          <w:color w:val="0A0A0A"/>
+          <w:spacing w:val="80"/>
+          <w:sz w:val="36"/>
+          <w:szCs w:val="18"/>
+          <w:u w:val="single"/>
+        </w:rPr>
       </w:pPr>
     </w:p>
     <w:p>
       <w:pPr>
-        <w:spacing w:before="120"/>
-      </w:pPr>
-    </w:p>
-    <w:p>
-      <w:pPr>
-        <w:spacing w:before="120"/>
-      </w:pPr>
-    </w:p>
-    <w:p>
-      <w:pPr>
-        <w:spacing w:before="120"/>
-      </w:pPr>
-    </w:p>
-    <w:p>
-      <w:pPr>
-        <w:spacing w:before="120"/>
-      </w:pPr>
-    </w:p>
-    <w:p>
-      <w:pPr>
-        <w:spacing w:before="120"/>
-      </w:pPr>
-    </w:p>
-    <w:p>
-      <w:pPr>
-        <w:spacing w:before="120"/>
-      </w:pPr>
-    </w:p>
-    <w:p>
-      <w:pPr>
-        <w:spacing w:before="120"/>
-      </w:pPr>
-    </w:p>
-    <w:p>
-      <w:pPr>
-        <w:spacing w:before="120"/>
-      </w:pPr>
-    </w:p>
-    <w:p>
-      <w:pPr>
-        <w:spacing w:before="120"/>
-      </w:pPr>
-    </w:p>
-    <w:p>
-      <w:pPr>
-        <w:spacing w:before="120"/>
+        <w:spacing w:before="300" w:after="60"/>
+        <w:rPr>
+          <w:rFonts w:ascii="SF Pro Display" w:hAnsi="SF Pro Display"/>
+          <w:b/>
+          <w:bCs/>
+          <w:color w:val="0A0A0A"/>
+          <w:spacing w:val="80"/>
+          <w:sz w:val="36"/>
+          <w:szCs w:val="18"/>
+          <w:u w:val="single"/>
+        </w:rPr>
       </w:pPr>
     </w:p>
     <w:p>
@@ -8948,6 +9799,7 @@
           <w:spacing w:val="80"/>
           <w:sz w:val="36"/>
           <w:szCs w:val="18"/>
+          <w:u w:val="single"/>
         </w:rPr>
         <w:t>8 · PROJECT STRUCTURE</w:t>
       </w:r>
@@ -8974,12 +9826,6 @@
         <w:gridCol w:w="5760"/>
       </w:tblGrid>
       <w:tr>
-        <w:tblPrEx>
-          <w:tblCellMar>
-            <w:top w:w="0" w:type="dxa"/>
-            <w:bottom w:w="0" w:type="dxa"/>
-          </w:tblCellMar>
-        </w:tblPrEx>
         <w:tc>
           <w:tcPr>
             <w:tcW w:w="3600" w:type="dxa"/>
@@ -9044,12 +9890,6 @@
         </w:tc>
       </w:tr>
       <w:tr>
-        <w:tblPrEx>
-          <w:tblCellMar>
-            <w:top w:w="0" w:type="dxa"/>
-            <w:bottom w:w="0" w:type="dxa"/>
-          </w:tblCellMar>
-        </w:tblPrEx>
         <w:tc>
           <w:tcPr>
             <w:tcW w:w="3600" w:type="dxa"/>
@@ -9129,12 +9969,6 @@
         </w:tc>
       </w:tr>
       <w:tr>
-        <w:tblPrEx>
-          <w:tblCellMar>
-            <w:top w:w="0" w:type="dxa"/>
-            <w:bottom w:w="0" w:type="dxa"/>
-          </w:tblCellMar>
-        </w:tblPrEx>
         <w:tc>
           <w:tcPr>
             <w:tcW w:w="3600" w:type="dxa"/>
@@ -9214,12 +10048,6 @@
         </w:tc>
       </w:tr>
       <w:tr>
-        <w:tblPrEx>
-          <w:tblCellMar>
-            <w:top w:w="0" w:type="dxa"/>
-            <w:bottom w:w="0" w:type="dxa"/>
-          </w:tblCellMar>
-        </w:tblPrEx>
         <w:tc>
           <w:tcPr>
             <w:tcW w:w="3600" w:type="dxa"/>
@@ -9299,12 +10127,6 @@
         </w:tc>
       </w:tr>
       <w:tr>
-        <w:tblPrEx>
-          <w:tblCellMar>
-            <w:top w:w="0" w:type="dxa"/>
-            <w:bottom w:w="0" w:type="dxa"/>
-          </w:tblCellMar>
-        </w:tblPrEx>
         <w:tc>
           <w:tcPr>
             <w:tcW w:w="3600" w:type="dxa"/>
@@ -9384,12 +10206,6 @@
         </w:tc>
       </w:tr>
       <w:tr>
-        <w:tblPrEx>
-          <w:tblCellMar>
-            <w:top w:w="0" w:type="dxa"/>
-            <w:bottom w:w="0" w:type="dxa"/>
-          </w:tblCellMar>
-        </w:tblPrEx>
         <w:tc>
           <w:tcPr>
             <w:tcW w:w="3600" w:type="dxa"/>
@@ -9479,12 +10295,6 @@
         </w:tc>
       </w:tr>
       <w:tr>
-        <w:tblPrEx>
-          <w:tblCellMar>
-            <w:top w:w="0" w:type="dxa"/>
-            <w:bottom w:w="0" w:type="dxa"/>
-          </w:tblCellMar>
-        </w:tblPrEx>
         <w:tc>
           <w:tcPr>
             <w:tcW w:w="3600" w:type="dxa"/>
@@ -9564,12 +10374,6 @@
         </w:tc>
       </w:tr>
       <w:tr>
-        <w:tblPrEx>
-          <w:tblCellMar>
-            <w:top w:w="0" w:type="dxa"/>
-            <w:bottom w:w="0" w:type="dxa"/>
-          </w:tblCellMar>
-        </w:tblPrEx>
         <w:tc>
           <w:tcPr>
             <w:tcW w:w="3600" w:type="dxa"/>
@@ -9629,12 +10433,6 @@
         </w:tc>
       </w:tr>
       <w:tr>
-        <w:tblPrEx>
-          <w:tblCellMar>
-            <w:top w:w="0" w:type="dxa"/>
-            <w:bottom w:w="0" w:type="dxa"/>
-          </w:tblCellMar>
-        </w:tblPrEx>
         <w:tc>
           <w:tcPr>
             <w:tcW w:w="3600" w:type="dxa"/>
@@ -9694,12 +10492,6 @@
         </w:tc>
       </w:tr>
       <w:tr>
-        <w:tblPrEx>
-          <w:tblCellMar>
-            <w:top w:w="0" w:type="dxa"/>
-            <w:bottom w:w="0" w:type="dxa"/>
-          </w:tblCellMar>
-        </w:tblPrEx>
         <w:tc>
           <w:tcPr>
             <w:tcW w:w="3600" w:type="dxa"/>
@@ -9753,36 +10545,12 @@
                 <w:sz w:val="20"/>
                 <w:szCs w:val="20"/>
               </w:rPr>
-              <w:t xml:space="preserve">JWT </w:t>
-            </w:r>
-            <w:proofErr w:type="gramStart"/>
-            <w:r>
-              <w:rPr>
-                <w:color w:val="666666"/>
-                <w:sz w:val="20"/>
-                <w:szCs w:val="20"/>
-              </w:rPr>
-              <w:t>auth</w:t>
-            </w:r>
-            <w:proofErr w:type="gramEnd"/>
-            <w:r>
-              <w:rPr>
-                <w:color w:val="666666"/>
-                <w:sz w:val="20"/>
-                <w:szCs w:val="20"/>
-              </w:rPr>
-              <w:t xml:space="preserve"> &amp; error handling</w:t>
+              <w:t>JWT auth &amp; error handling</w:t>
             </w:r>
           </w:p>
         </w:tc>
       </w:tr>
       <w:tr>
-        <w:tblPrEx>
-          <w:tblCellMar>
-            <w:top w:w="0" w:type="dxa"/>
-            <w:bottom w:w="0" w:type="dxa"/>
-          </w:tblCellMar>
-        </w:tblPrEx>
         <w:tc>
           <w:tcPr>
             <w:tcW w:w="3600" w:type="dxa"/>
@@ -9842,12 +10610,6 @@
         </w:tc>
       </w:tr>
       <w:tr>
-        <w:tblPrEx>
-          <w:tblCellMar>
-            <w:top w:w="0" w:type="dxa"/>
-            <w:bottom w:w="0" w:type="dxa"/>
-          </w:tblCellMar>
-        </w:tblPrEx>
         <w:tc>
           <w:tcPr>
             <w:tcW w:w="3600" w:type="dxa"/>
@@ -9907,12 +10669,6 @@
         </w:tc>
       </w:tr>
       <w:tr>
-        <w:tblPrEx>
-          <w:tblCellMar>
-            <w:top w:w="0" w:type="dxa"/>
-            <w:bottom w:w="0" w:type="dxa"/>
-          </w:tblCellMar>
-        </w:tblPrEx>
         <w:tc>
           <w:tcPr>
             <w:tcW w:w="3600" w:type="dxa"/>
@@ -9972,12 +10728,6 @@
         </w:tc>
       </w:tr>
       <w:tr>
-        <w:tblPrEx>
-          <w:tblCellMar>
-            <w:top w:w="0" w:type="dxa"/>
-            <w:bottom w:w="0" w:type="dxa"/>
-          </w:tblCellMar>
-        </w:tblPrEx>
         <w:tc>
           <w:tcPr>
             <w:tcW w:w="3600" w:type="dxa"/>
@@ -10055,6 +10805,7 @@
           <w:spacing w:val="80"/>
           <w:sz w:val="36"/>
           <w:szCs w:val="18"/>
+          <w:u w:val="single"/>
         </w:rPr>
         <w:t>9 · DEPLOYMENT</w:t>
       </w:r>
@@ -10082,12 +10833,6 @@
         <w:gridCol w:w="4760"/>
       </w:tblGrid>
       <w:tr>
-        <w:tblPrEx>
-          <w:tblCellMar>
-            <w:top w:w="0" w:type="dxa"/>
-            <w:bottom w:w="0" w:type="dxa"/>
-          </w:tblCellMar>
-        </w:tblPrEx>
         <w:tc>
           <w:tcPr>
             <w:tcW w:w="2200" w:type="dxa"/>
@@ -10183,12 +10928,6 @@
         </w:tc>
       </w:tr>
       <w:tr>
-        <w:tblPrEx>
-          <w:tblCellMar>
-            <w:top w:w="0" w:type="dxa"/>
-            <w:bottom w:w="0" w:type="dxa"/>
-          </w:tblCellMar>
-        </w:tblPrEx>
         <w:tc>
           <w:tcPr>
             <w:tcW w:w="2200" w:type="dxa"/>
@@ -10293,12 +11032,6 @@
         </w:tc>
       </w:tr>
       <w:tr>
-        <w:tblPrEx>
-          <w:tblCellMar>
-            <w:top w:w="0" w:type="dxa"/>
-            <w:bottom w:w="0" w:type="dxa"/>
-          </w:tblCellMar>
-        </w:tblPrEx>
         <w:tc>
           <w:tcPr>
             <w:tcW w:w="2200" w:type="dxa"/>
@@ -10385,12 +11118,6 @@
         </w:tc>
       </w:tr>
       <w:tr>
-        <w:tblPrEx>
-          <w:tblCellMar>
-            <w:top w:w="0" w:type="dxa"/>
-            <w:bottom w:w="0" w:type="dxa"/>
-          </w:tblCellMar>
-        </w:tblPrEx>
         <w:tc>
           <w:tcPr>
             <w:tcW w:w="2200" w:type="dxa"/>
@@ -10522,12 +11249,6 @@
         <w:gridCol w:w="5000"/>
       </w:tblGrid>
       <w:tr>
-        <w:tblPrEx>
-          <w:tblCellMar>
-            <w:top w:w="0" w:type="dxa"/>
-            <w:bottom w:w="0" w:type="dxa"/>
-          </w:tblCellMar>
-        </w:tblPrEx>
         <w:tc>
           <w:tcPr>
             <w:tcW w:w="2680" w:type="dxa"/>
@@ -10623,12 +11344,6 @@
         </w:tc>
       </w:tr>
       <w:tr>
-        <w:tblPrEx>
-          <w:tblCellMar>
-            <w:top w:w="0" w:type="dxa"/>
-            <w:bottom w:w="0" w:type="dxa"/>
-          </w:tblCellMar>
-        </w:tblPrEx>
         <w:tc>
           <w:tcPr>
             <w:tcW w:w="2680" w:type="dxa"/>
@@ -10714,12 +11429,6 @@
         </w:tc>
       </w:tr>
       <w:tr>
-        <w:tblPrEx>
-          <w:tblCellMar>
-            <w:top w:w="0" w:type="dxa"/>
-            <w:bottom w:w="0" w:type="dxa"/>
-          </w:tblCellMar>
-        </w:tblPrEx>
         <w:tc>
           <w:tcPr>
             <w:tcW w:w="2680" w:type="dxa"/>
@@ -10805,12 +11514,6 @@
         </w:tc>
       </w:tr>
       <w:tr>
-        <w:tblPrEx>
-          <w:tblCellMar>
-            <w:top w:w="0" w:type="dxa"/>
-            <w:bottom w:w="0" w:type="dxa"/>
-          </w:tblCellMar>
-        </w:tblPrEx>
         <w:tc>
           <w:tcPr>
             <w:tcW w:w="2680" w:type="dxa"/>
@@ -10906,12 +11609,6 @@
         </w:tc>
       </w:tr>
       <w:tr>
-        <w:tblPrEx>
-          <w:tblCellMar>
-            <w:top w:w="0" w:type="dxa"/>
-            <w:bottom w:w="0" w:type="dxa"/>
-          </w:tblCellMar>
-        </w:tblPrEx>
         <w:tc>
           <w:tcPr>
             <w:tcW w:w="2680" w:type="dxa"/>
@@ -10936,6 +11633,7 @@
                 <w:sz w:val="20"/>
                 <w:szCs w:val="20"/>
               </w:rPr>
+              <w:lastRenderedPageBreak/>
               <w:t>VITE_API_URL</w:t>
             </w:r>
           </w:p>
@@ -11013,6 +11711,7 @@
           <w:spacing w:val="80"/>
           <w:sz w:val="36"/>
           <w:szCs w:val="18"/>
+          <w:u w:val="single"/>
         </w:rPr>
       </w:pPr>
     </w:p>
@@ -11029,6 +11728,7 @@
           <w:spacing w:val="80"/>
           <w:sz w:val="36"/>
           <w:szCs w:val="18"/>
+          <w:u w:val="single"/>
         </w:rPr>
         <w:t>10 · RISKS &amp; MITIGATIONS</w:t>
       </w:r>
@@ -11055,12 +11755,6 @@
         <w:gridCol w:w="5400"/>
       </w:tblGrid>
       <w:tr>
-        <w:tblPrEx>
-          <w:tblCellMar>
-            <w:top w:w="0" w:type="dxa"/>
-            <w:bottom w:w="0" w:type="dxa"/>
-          </w:tblCellMar>
-        </w:tblPrEx>
         <w:tc>
           <w:tcPr>
             <w:tcW w:w="3960" w:type="dxa"/>
@@ -11125,12 +11819,6 @@
         </w:tc>
       </w:tr>
       <w:tr>
-        <w:tblPrEx>
-          <w:tblCellMar>
-            <w:top w:w="0" w:type="dxa"/>
-            <w:bottom w:w="0" w:type="dxa"/>
-          </w:tblCellMar>
-        </w:tblPrEx>
         <w:tc>
           <w:tcPr>
             <w:tcW w:w="3960" w:type="dxa"/>
@@ -11188,12 +11876,6 @@
         </w:tc>
       </w:tr>
       <w:tr>
-        <w:tblPrEx>
-          <w:tblCellMar>
-            <w:top w:w="0" w:type="dxa"/>
-            <w:bottom w:w="0" w:type="dxa"/>
-          </w:tblCellMar>
-        </w:tblPrEx>
         <w:tc>
           <w:tcPr>
             <w:tcW w:w="3960" w:type="dxa"/>
@@ -11251,12 +11933,6 @@
         </w:tc>
       </w:tr>
       <w:tr>
-        <w:tblPrEx>
-          <w:tblCellMar>
-            <w:top w:w="0" w:type="dxa"/>
-            <w:bottom w:w="0" w:type="dxa"/>
-          </w:tblCellMar>
-        </w:tblPrEx>
         <w:tc>
           <w:tcPr>
             <w:tcW w:w="3960" w:type="dxa"/>
@@ -11314,12 +11990,6 @@
         </w:tc>
       </w:tr>
       <w:tr>
-        <w:tblPrEx>
-          <w:tblCellMar>
-            <w:top w:w="0" w:type="dxa"/>
-            <w:bottom w:w="0" w:type="dxa"/>
-          </w:tblCellMar>
-        </w:tblPrEx>
         <w:tc>
           <w:tcPr>
             <w:tcW w:w="3960" w:type="dxa"/>
@@ -11393,12 +12063,6 @@
         </w:tc>
       </w:tr>
       <w:tr>
-        <w:tblPrEx>
-          <w:tblCellMar>
-            <w:top w:w="0" w:type="dxa"/>
-            <w:bottom w:w="0" w:type="dxa"/>
-          </w:tblCellMar>
-        </w:tblPrEx>
         <w:tc>
           <w:tcPr>
             <w:tcW w:w="3960" w:type="dxa"/>
@@ -11477,59 +12141,13 @@
       <w:pPr>
         <w:jc w:val="center"/>
       </w:pPr>
-      <w:proofErr w:type="gramStart"/>
       <w:r>
         <w:rPr>
           <w:color w:val="666666"/>
           <w:sz w:val="18"/>
           <w:szCs w:val="18"/>
         </w:rPr>
-        <w:t>Pulse  ·</w:t>
-      </w:r>
-      <w:proofErr w:type="gramEnd"/>
-      <w:r>
-        <w:rPr>
-          <w:color w:val="666666"/>
-          <w:sz w:val="18"/>
-          <w:szCs w:val="18"/>
-        </w:rPr>
-        <w:t xml:space="preserve">  Open </w:t>
-      </w:r>
-      <w:proofErr w:type="gramStart"/>
-      <w:r>
-        <w:rPr>
-          <w:color w:val="666666"/>
-          <w:sz w:val="18"/>
-          <w:szCs w:val="18"/>
-        </w:rPr>
-        <w:t>Source  ·</w:t>
-      </w:r>
-      <w:proofErr w:type="gramEnd"/>
-      <w:r>
-        <w:rPr>
-          <w:color w:val="666666"/>
-          <w:sz w:val="18"/>
-          <w:szCs w:val="18"/>
-        </w:rPr>
-        <w:t xml:space="preserve">  MIT </w:t>
-      </w:r>
-      <w:proofErr w:type="gramStart"/>
-      <w:r>
-        <w:rPr>
-          <w:color w:val="666666"/>
-          <w:sz w:val="18"/>
-          <w:szCs w:val="18"/>
-        </w:rPr>
-        <w:t>License  ·</w:t>
-      </w:r>
-      <w:proofErr w:type="gramEnd"/>
-      <w:r>
-        <w:rPr>
-          <w:color w:val="666666"/>
-          <w:sz w:val="18"/>
-          <w:szCs w:val="18"/>
-        </w:rPr>
-        <w:t xml:space="preserve">  github.com/</w:t>
+        <w:t>Pulse  ·  Open Source  ·  MIT License  ·  github.com/</w:t>
       </w:r>
       <w:proofErr w:type="spellStart"/>
       <w:r>
@@ -11593,41 +12211,13 @@
       </w:tabs>
       <w:spacing w:before="120"/>
     </w:pPr>
-    <w:proofErr w:type="gramStart"/>
     <w:r>
       <w:rPr>
         <w:color w:val="666666"/>
         <w:sz w:val="18"/>
         <w:szCs w:val="18"/>
       </w:rPr>
-      <w:t>Dhanur(</w:t>
-    </w:r>
-    <w:proofErr w:type="gramEnd"/>
-    <w:r>
-      <w:rPr>
-        <w:color w:val="666666"/>
-        <w:sz w:val="18"/>
-        <w:szCs w:val="18"/>
-      </w:rPr>
-      <w:t xml:space="preserve">231091647)   </w:t>
-    </w:r>
-    <w:proofErr w:type="gramStart"/>
-    <w:r>
-      <w:rPr>
-        <w:color w:val="666666"/>
-        <w:sz w:val="18"/>
-        <w:szCs w:val="18"/>
-      </w:rPr>
-      <w:t>|  Chitkara</w:t>
-    </w:r>
-    <w:proofErr w:type="gramEnd"/>
-    <w:r>
-      <w:rPr>
-        <w:color w:val="666666"/>
-        <w:sz w:val="18"/>
-        <w:szCs w:val="18"/>
-      </w:rPr>
-      <w:t xml:space="preserve"> University</w:t>
+      <w:t>Dhanur(231091647)   |  Chitkara University</w:t>
     </w:r>
     <w:r>
       <w:rPr>
@@ -11735,25 +12325,7 @@
         <w:sz w:val="18"/>
         <w:szCs w:val="18"/>
       </w:rPr>
-      <w:t xml:space="preserve">Requirements &amp; </w:t>
-    </w:r>
-    <w:proofErr w:type="gramStart"/>
-    <w:r>
-      <w:rPr>
-        <w:color w:val="666666"/>
-        <w:sz w:val="18"/>
-        <w:szCs w:val="18"/>
-      </w:rPr>
-      <w:t>Design  |</w:t>
-    </w:r>
-    <w:proofErr w:type="gramEnd"/>
-    <w:r>
-      <w:rPr>
-        <w:color w:val="666666"/>
-        <w:sz w:val="18"/>
-        <w:szCs w:val="18"/>
-      </w:rPr>
-      <w:t xml:space="preserve">  April 202</w:t>
+      <w:t>Requirements &amp; Design  |  April 202</w:t>
     </w:r>
     <w:r>
       <w:rPr>
@@ -12323,6 +12895,7 @@
   <w:style w:type="paragraph" w:default="1" w:styleId="Normal">
     <w:name w:val="Normal"/>
     <w:qFormat/>
+    <w:rsid w:val="00A218AC"/>
   </w:style>
   <w:style w:type="paragraph" w:styleId="Heading1">
     <w:name w:val="heading 1"/>
@@ -12342,6 +12915,7 @@
   </w:style>
   <w:style w:type="paragraph" w:styleId="Heading2">
     <w:name w:val="heading 2"/>
+    <w:link w:val="Heading2Char"/>
     <w:uiPriority w:val="9"/>
     <w:unhideWhenUsed/>
     <w:qFormat/>
@@ -12416,7 +12990,6 @@
   <w:style w:type="character" w:default="1" w:styleId="DefaultParagraphFont">
     <w:name w:val="Default Paragraph Font"/>
     <w:uiPriority w:val="1"/>
-    <w:semiHidden/>
     <w:unhideWhenUsed/>
   </w:style>
   <w:style w:type="table" w:default="1" w:styleId="TableNormal">
@@ -12573,6 +13146,20 @@
     <w:link w:val="Footer"/>
     <w:uiPriority w:val="99"/>
     <w:rsid w:val="00303C37"/>
+  </w:style>
+  <w:style w:type="character" w:customStyle="1" w:styleId="Heading2Char">
+    <w:name w:val="Heading 2 Char"/>
+    <w:basedOn w:val="DefaultParagraphFont"/>
+    <w:link w:val="Heading2"/>
+    <w:uiPriority w:val="9"/>
+    <w:rsid w:val="006004D8"/>
+    <w:rPr>
+      <w:b/>
+      <w:bCs/>
+      <w:color w:val="0A0A0A"/>
+      <w:sz w:val="24"/>
+      <w:szCs w:val="24"/>
+    </w:rPr>
   </w:style>
 </w:styles>
 </file>
